--- a/output_AO/Raport_Oferta_3.docx
+++ b/output_AO/Raport_Oferta_3.docx
@@ -971,6 +971,131 @@
       <w:tr>
         <w:tc>
           <w:tcPr>
+            <w:tcW w:type="dxa" w:w="397"/>
+          </w:tcPr>
+          <w:p/>
+        </w:tc>
+        <w:tc>
+          <w:tcPr>
+            <w:tcW w:type="dxa" w:w="1701"/>
+            <w:shd w:fill="D9D9D9" w:val="clear"/>
+          </w:tcPr>
+          <w:p>
+            <w:r>
+              <w:rPr>
+                <w:b/>
+                <w:color w:val="000000"/>
+                <w:sz w:val="18"/>
+              </w:rPr>
+              <w:t>TOTAL</w:t>
+            </w:r>
+          </w:p>
+        </w:tc>
+        <w:tc>
+          <w:tcPr>
+            <w:tcW w:type="dxa" w:w="850"/>
+            <w:shd w:fill="D9D9D9" w:val="clear"/>
+          </w:tcPr>
+          <w:p>
+            <w:r/>
+          </w:p>
+        </w:tc>
+        <w:tc>
+          <w:tcPr>
+            <w:tcW w:type="dxa" w:w="1984"/>
+            <w:shd w:fill="D9D9D9" w:val="clear"/>
+          </w:tcPr>
+          <w:p>
+            <w:r/>
+          </w:p>
+        </w:tc>
+        <w:tc>
+          <w:tcPr>
+            <w:tcW w:type="dxa" w:w="454"/>
+            <w:shd w:fill="D9D9D9" w:val="clear"/>
+          </w:tcPr>
+          <w:p>
+            <w:r/>
+          </w:p>
+        </w:tc>
+        <w:tc>
+          <w:tcPr>
+            <w:tcW w:type="dxa" w:w="680"/>
+            <w:shd w:fill="D9D9D9" w:val="clear"/>
+          </w:tcPr>
+          <w:p>
+            <w:r/>
+          </w:p>
+        </w:tc>
+        <w:tc>
+          <w:tcPr>
+            <w:tcW w:type="dxa" w:w="850"/>
+            <w:shd w:fill="D9D9D9" w:val="clear"/>
+          </w:tcPr>
+          <w:p>
+            <w:pPr>
+              <w:jc w:val="center"/>
+            </w:pPr>
+            <w:r>
+              <w:rPr>
+                <w:b/>
+                <w:color w:val="000000"/>
+                <w:sz w:val="18"/>
+              </w:rPr>
+              <w:t>3</w:t>
+            </w:r>
+          </w:p>
+        </w:tc>
+        <w:tc>
+          <w:tcPr>
+            <w:tcW w:type="dxa" w:w="1984"/>
+            <w:shd w:fill="D9D9D9" w:val="clear"/>
+          </w:tcPr>
+          <w:p>
+            <w:r/>
+          </w:p>
+        </w:tc>
+        <w:tc>
+          <w:tcPr>
+            <w:tcW w:type="dxa" w:w="454"/>
+            <w:shd w:fill="D9D9D9" w:val="clear"/>
+          </w:tcPr>
+          <w:p>
+            <w:r/>
+          </w:p>
+        </w:tc>
+        <w:tc>
+          <w:tcPr>
+            <w:tcW w:type="dxa" w:w="680"/>
+            <w:shd w:fill="D9D9D9" w:val="clear"/>
+          </w:tcPr>
+          <w:p>
+            <w:pPr>
+              <w:jc w:val="center"/>
+            </w:pPr>
+            <w:r>
+              <w:rPr>
+                <w:b/>
+                <w:color w:val="000000"/>
+                <w:sz w:val="18"/>
+              </w:rPr>
+              <w:t>1</w:t>
+            </w:r>
+          </w:p>
+        </w:tc>
+        <w:tc>
+          <w:tcPr>
+            <w:tcW w:type="dxa" w:w="3572"/>
+            <w:shd w:fill="D9D9D9" w:val="clear"/>
+          </w:tcPr>
+          <w:p>
+            <w:r/>
+          </w:p>
+        </w:tc>
+      </w:tr>
+      <w:tr>
+        <w:tc>
+          <w:tcPr>
             <w:tcW w:type="dxa" w:w="3572"/>
             <w:gridSpan w:val="11"/>
             <w:shd w:fill="D9D9D9" w:val="clear"/>
@@ -997,7 +1122,7 @@
                 <w:b w:val="0"/>
                 <w:sz w:val="16"/>
               </w:rPr>
-              <w:t>5</w:t>
+              <w:t>6</w:t>
             </w:r>
           </w:p>
         </w:tc>
@@ -1155,7 +1280,7 @@
                 <w:b w:val="0"/>
                 <w:sz w:val="16"/>
               </w:rPr>
-              <w:t>6</w:t>
+              <w:t>7</w:t>
             </w:r>
           </w:p>
         </w:tc>
@@ -1313,7 +1438,7 @@
                 <w:b w:val="0"/>
                 <w:sz w:val="16"/>
               </w:rPr>
-              <w:t>7</w:t>
+              <w:t>8</w:t>
             </w:r>
           </w:p>
         </w:tc>
@@ -1458,6 +1583,131 @@
               </w:rPr>
               <w:t>Unitate de măsură diferită: referință buc, ofertat 80 buc</w:t>
             </w:r>
+          </w:p>
+        </w:tc>
+      </w:tr>
+      <w:tr>
+        <w:tc>
+          <w:tcPr>
+            <w:tcW w:type="dxa" w:w="397"/>
+          </w:tcPr>
+          <w:p/>
+        </w:tc>
+        <w:tc>
+          <w:tcPr>
+            <w:tcW w:type="dxa" w:w="1701"/>
+            <w:shd w:fill="D9D9D9" w:val="clear"/>
+          </w:tcPr>
+          <w:p>
+            <w:r>
+              <w:rPr>
+                <w:b/>
+                <w:color w:val="000000"/>
+                <w:sz w:val="18"/>
+              </w:rPr>
+              <w:t>TOTAL</w:t>
+            </w:r>
+          </w:p>
+        </w:tc>
+        <w:tc>
+          <w:tcPr>
+            <w:tcW w:type="dxa" w:w="850"/>
+            <w:shd w:fill="D9D9D9" w:val="clear"/>
+          </w:tcPr>
+          <w:p>
+            <w:r/>
+          </w:p>
+        </w:tc>
+        <w:tc>
+          <w:tcPr>
+            <w:tcW w:type="dxa" w:w="1984"/>
+            <w:shd w:fill="D9D9D9" w:val="clear"/>
+          </w:tcPr>
+          <w:p>
+            <w:r/>
+          </w:p>
+        </w:tc>
+        <w:tc>
+          <w:tcPr>
+            <w:tcW w:type="dxa" w:w="454"/>
+            <w:shd w:fill="D9D9D9" w:val="clear"/>
+          </w:tcPr>
+          <w:p>
+            <w:r/>
+          </w:p>
+        </w:tc>
+        <w:tc>
+          <w:tcPr>
+            <w:tcW w:type="dxa" w:w="680"/>
+            <w:shd w:fill="D9D9D9" w:val="clear"/>
+          </w:tcPr>
+          <w:p>
+            <w:r/>
+          </w:p>
+        </w:tc>
+        <w:tc>
+          <w:tcPr>
+            <w:tcW w:type="dxa" w:w="850"/>
+            <w:shd w:fill="D9D9D9" w:val="clear"/>
+          </w:tcPr>
+          <w:p>
+            <w:pPr>
+              <w:jc w:val="center"/>
+            </w:pPr>
+            <w:r>
+              <w:rPr>
+                <w:b/>
+                <w:color w:val="000000"/>
+                <w:sz w:val="18"/>
+              </w:rPr>
+              <w:t>2</w:t>
+            </w:r>
+          </w:p>
+        </w:tc>
+        <w:tc>
+          <w:tcPr>
+            <w:tcW w:type="dxa" w:w="1984"/>
+            <w:shd w:fill="D9D9D9" w:val="clear"/>
+          </w:tcPr>
+          <w:p>
+            <w:r/>
+          </w:p>
+        </w:tc>
+        <w:tc>
+          <w:tcPr>
+            <w:tcW w:type="dxa" w:w="454"/>
+            <w:shd w:fill="D9D9D9" w:val="clear"/>
+          </w:tcPr>
+          <w:p>
+            <w:r/>
+          </w:p>
+        </w:tc>
+        <w:tc>
+          <w:tcPr>
+            <w:tcW w:type="dxa" w:w="680"/>
+            <w:shd w:fill="D9D9D9" w:val="clear"/>
+          </w:tcPr>
+          <w:p>
+            <w:pPr>
+              <w:jc w:val="center"/>
+            </w:pPr>
+            <w:r>
+              <w:rPr>
+                <w:b/>
+                <w:color w:val="000000"/>
+                <w:sz w:val="18"/>
+              </w:rPr>
+              <w:t>2</w:t>
+            </w:r>
+          </w:p>
+        </w:tc>
+        <w:tc>
+          <w:tcPr>
+            <w:tcW w:type="dxa" w:w="3572"/>
+            <w:shd w:fill="D9D9D9" w:val="clear"/>
+          </w:tcPr>
+          <w:p>
+            <w:r/>
           </w:p>
         </w:tc>
       </w:tr>
@@ -1492,7 +1742,7 @@
                 <w:b w:val="0"/>
                 <w:sz w:val="16"/>
               </w:rPr>
-              <w:t>8</w:t>
+              <w:t>10</w:t>
             </w:r>
           </w:p>
         </w:tc>
@@ -1672,7 +1922,7 @@
                 <w:b w:val="0"/>
                 <w:sz w:val="16"/>
               </w:rPr>
-              <w:t>9</w:t>
+              <w:t>11</w:t>
             </w:r>
           </w:p>
         </w:tc>
@@ -1817,6 +2067,131 @@
               </w:rPr>
               <w:t>Cantitate diferită: referință 0.0 mp, ofertat 1256.0 mp</w:t>
             </w:r>
+          </w:p>
+        </w:tc>
+      </w:tr>
+      <w:tr>
+        <w:tc>
+          <w:tcPr>
+            <w:tcW w:type="dxa" w:w="397"/>
+          </w:tcPr>
+          <w:p/>
+        </w:tc>
+        <w:tc>
+          <w:tcPr>
+            <w:tcW w:type="dxa" w:w="1701"/>
+            <w:shd w:fill="D9D9D9" w:val="clear"/>
+          </w:tcPr>
+          <w:p>
+            <w:r>
+              <w:rPr>
+                <w:b/>
+                <w:color w:val="000000"/>
+                <w:sz w:val="18"/>
+              </w:rPr>
+              <w:t>TOTAL</w:t>
+            </w:r>
+          </w:p>
+        </w:tc>
+        <w:tc>
+          <w:tcPr>
+            <w:tcW w:type="dxa" w:w="850"/>
+            <w:shd w:fill="D9D9D9" w:val="clear"/>
+          </w:tcPr>
+          <w:p>
+            <w:r/>
+          </w:p>
+        </w:tc>
+        <w:tc>
+          <w:tcPr>
+            <w:tcW w:type="dxa" w:w="1984"/>
+            <w:shd w:fill="D9D9D9" w:val="clear"/>
+          </w:tcPr>
+          <w:p>
+            <w:r/>
+          </w:p>
+        </w:tc>
+        <w:tc>
+          <w:tcPr>
+            <w:tcW w:type="dxa" w:w="454"/>
+            <w:shd w:fill="D9D9D9" w:val="clear"/>
+          </w:tcPr>
+          <w:p>
+            <w:r/>
+          </w:p>
+        </w:tc>
+        <w:tc>
+          <w:tcPr>
+            <w:tcW w:type="dxa" w:w="680"/>
+            <w:shd w:fill="D9D9D9" w:val="clear"/>
+          </w:tcPr>
+          <w:p>
+            <w:r/>
+          </w:p>
+        </w:tc>
+        <w:tc>
+          <w:tcPr>
+            <w:tcW w:type="dxa" w:w="850"/>
+            <w:shd w:fill="D9D9D9" w:val="clear"/>
+          </w:tcPr>
+          <w:p>
+            <w:pPr>
+              <w:jc w:val="center"/>
+            </w:pPr>
+            <w:r>
+              <w:rPr>
+                <w:b/>
+                <w:color w:val="000000"/>
+                <w:sz w:val="18"/>
+              </w:rPr>
+              <w:t>1</w:t>
+            </w:r>
+          </w:p>
+        </w:tc>
+        <w:tc>
+          <w:tcPr>
+            <w:tcW w:type="dxa" w:w="1984"/>
+            <w:shd w:fill="D9D9D9" w:val="clear"/>
+          </w:tcPr>
+          <w:p>
+            <w:r/>
+          </w:p>
+        </w:tc>
+        <w:tc>
+          <w:tcPr>
+            <w:tcW w:type="dxa" w:w="454"/>
+            <w:shd w:fill="D9D9D9" w:val="clear"/>
+          </w:tcPr>
+          <w:p>
+            <w:r/>
+          </w:p>
+        </w:tc>
+        <w:tc>
+          <w:tcPr>
+            <w:tcW w:type="dxa" w:w="680"/>
+            <w:shd w:fill="D9D9D9" w:val="clear"/>
+          </w:tcPr>
+          <w:p>
+            <w:pPr>
+              <w:jc w:val="center"/>
+            </w:pPr>
+            <w:r>
+              <w:rPr>
+                <w:b/>
+                <w:color w:val="000000"/>
+                <w:sz w:val="18"/>
+              </w:rPr>
+              <w:t>1</w:t>
+            </w:r>
+          </w:p>
+        </w:tc>
+        <w:tc>
+          <w:tcPr>
+            <w:tcW w:type="dxa" w:w="3572"/>
+            <w:shd w:fill="D9D9D9" w:val="clear"/>
+          </w:tcPr>
+          <w:p>
+            <w:r/>
           </w:p>
         </w:tc>
       </w:tr>
@@ -1849,7 +2224,7 @@
                 <w:b w:val="0"/>
                 <w:sz w:val="16"/>
               </w:rPr>
-              <w:t>10</w:t>
+              <w:t>13</w:t>
             </w:r>
           </w:p>
         </w:tc>
@@ -2008,7 +2383,7 @@
                 <w:b w:val="0"/>
                 <w:sz w:val="16"/>
               </w:rPr>
-              <w:t>11</w:t>
+              <w:t>14</w:t>
             </w:r>
           </w:p>
         </w:tc>
@@ -2133,7 +2508,7 @@
                 <w:b w:val="0"/>
                 <w:sz w:val="16"/>
               </w:rPr>
-              <w:t>12</w:t>
+              <w:t>15</w:t>
             </w:r>
           </w:p>
         </w:tc>
@@ -2258,7 +2633,7 @@
                 <w:b w:val="0"/>
                 <w:sz w:val="16"/>
               </w:rPr>
-              <w:t>13</w:t>
+              <w:t>16</w:t>
             </w:r>
           </w:p>
         </w:tc>
@@ -2369,6 +2744,131 @@
               </w:rPr>
               <w:t>Articol lipsă din ofertă</w:t>
             </w:r>
+          </w:p>
+        </w:tc>
+      </w:tr>
+      <w:tr>
+        <w:tc>
+          <w:tcPr>
+            <w:tcW w:type="dxa" w:w="397"/>
+          </w:tcPr>
+          <w:p/>
+        </w:tc>
+        <w:tc>
+          <w:tcPr>
+            <w:tcW w:type="dxa" w:w="1701"/>
+            <w:shd w:fill="D9D9D9" w:val="clear"/>
+          </w:tcPr>
+          <w:p>
+            <w:r>
+              <w:rPr>
+                <w:b/>
+                <w:color w:val="000000"/>
+                <w:sz w:val="18"/>
+              </w:rPr>
+              <w:t>TOTAL</w:t>
+            </w:r>
+          </w:p>
+        </w:tc>
+        <w:tc>
+          <w:tcPr>
+            <w:tcW w:type="dxa" w:w="850"/>
+            <w:shd w:fill="D9D9D9" w:val="clear"/>
+          </w:tcPr>
+          <w:p>
+            <w:r/>
+          </w:p>
+        </w:tc>
+        <w:tc>
+          <w:tcPr>
+            <w:tcW w:type="dxa" w:w="1984"/>
+            <w:shd w:fill="D9D9D9" w:val="clear"/>
+          </w:tcPr>
+          <w:p>
+            <w:r/>
+          </w:p>
+        </w:tc>
+        <w:tc>
+          <w:tcPr>
+            <w:tcW w:type="dxa" w:w="454"/>
+            <w:shd w:fill="D9D9D9" w:val="clear"/>
+          </w:tcPr>
+          <w:p>
+            <w:r/>
+          </w:p>
+        </w:tc>
+        <w:tc>
+          <w:tcPr>
+            <w:tcW w:type="dxa" w:w="680"/>
+            <w:shd w:fill="D9D9D9" w:val="clear"/>
+          </w:tcPr>
+          <w:p>
+            <w:r/>
+          </w:p>
+        </w:tc>
+        <w:tc>
+          <w:tcPr>
+            <w:tcW w:type="dxa" w:w="850"/>
+            <w:shd w:fill="D9D9D9" w:val="clear"/>
+          </w:tcPr>
+          <w:p>
+            <w:pPr>
+              <w:jc w:val="center"/>
+            </w:pPr>
+            <w:r>
+              <w:rPr>
+                <w:b/>
+                <w:color w:val="000000"/>
+                <w:sz w:val="18"/>
+              </w:rPr>
+              <w:t>3</w:t>
+            </w:r>
+          </w:p>
+        </w:tc>
+        <w:tc>
+          <w:tcPr>
+            <w:tcW w:type="dxa" w:w="1984"/>
+            <w:shd w:fill="D9D9D9" w:val="clear"/>
+          </w:tcPr>
+          <w:p>
+            <w:r/>
+          </w:p>
+        </w:tc>
+        <w:tc>
+          <w:tcPr>
+            <w:tcW w:type="dxa" w:w="454"/>
+            <w:shd w:fill="D9D9D9" w:val="clear"/>
+          </w:tcPr>
+          <w:p>
+            <w:r/>
+          </w:p>
+        </w:tc>
+        <w:tc>
+          <w:tcPr>
+            <w:tcW w:type="dxa" w:w="680"/>
+            <w:shd w:fill="D9D9D9" w:val="clear"/>
+          </w:tcPr>
+          <w:p>
+            <w:pPr>
+              <w:jc w:val="center"/>
+            </w:pPr>
+            <w:r>
+              <w:rPr>
+                <w:b/>
+                <w:color w:val="000000"/>
+                <w:sz w:val="18"/>
+              </w:rPr>
+              <w:t>1</w:t>
+            </w:r>
+          </w:p>
+        </w:tc>
+        <w:tc>
+          <w:tcPr>
+            <w:tcW w:type="dxa" w:w="3572"/>
+            <w:shd w:fill="D9D9D9" w:val="clear"/>
+          </w:tcPr>
+          <w:p>
+            <w:r/>
           </w:p>
         </w:tc>
       </w:tr>
@@ -2401,7 +2901,7 @@
                 <w:b w:val="0"/>
                 <w:sz w:val="16"/>
               </w:rPr>
-              <w:t>14</w:t>
+              <w:t>18</w:t>
             </w:r>
           </w:p>
         </w:tc>
@@ -2560,7 +3060,7 @@
                 <w:b w:val="0"/>
                 <w:sz w:val="16"/>
               </w:rPr>
-              <w:t>15</w:t>
+              <w:t>19</w:t>
             </w:r>
           </w:p>
         </w:tc>
@@ -2719,7 +3219,7 @@
                 <w:b w:val="0"/>
                 <w:sz w:val="16"/>
               </w:rPr>
-              <w:t>16</w:t>
+              <w:t>20</w:t>
             </w:r>
           </w:p>
         </w:tc>
@@ -2878,7 +3378,7 @@
                 <w:b w:val="0"/>
                 <w:sz w:val="16"/>
               </w:rPr>
-              <w:t>17</w:t>
+              <w:t>21</w:t>
             </w:r>
           </w:p>
         </w:tc>
@@ -3004,7 +3504,7 @@
                 <w:b w:val="0"/>
                 <w:sz w:val="16"/>
               </w:rPr>
-              <w:t>18</w:t>
+              <w:t>22</w:t>
             </w:r>
           </w:p>
         </w:tc>
@@ -3169,7 +3669,7 @@
                 <w:b w:val="0"/>
                 <w:sz w:val="16"/>
               </w:rPr>
-              <w:t>19</w:t>
+              <w:t>23</w:t>
             </w:r>
           </w:p>
         </w:tc>
@@ -3319,6 +3819,131 @@
               </w:rPr>
               <w:t>ORPHAN: Cod '$5858393' identic, dar categorii DIFERITE. Cod $5858393: REF categoriei 226218 =&gt; OFERTA categoriei 226518. VERIFICARE MANUALA NECESARA!</w:t>
             </w:r>
+          </w:p>
+        </w:tc>
+      </w:tr>
+      <w:tr>
+        <w:tc>
+          <w:tcPr>
+            <w:tcW w:type="dxa" w:w="397"/>
+          </w:tcPr>
+          <w:p/>
+        </w:tc>
+        <w:tc>
+          <w:tcPr>
+            <w:tcW w:type="dxa" w:w="1701"/>
+            <w:shd w:fill="D9D9D9" w:val="clear"/>
+          </w:tcPr>
+          <w:p>
+            <w:r>
+              <w:rPr>
+                <w:b/>
+                <w:color w:val="000000"/>
+                <w:sz w:val="18"/>
+              </w:rPr>
+              <w:t>TOTAL</w:t>
+            </w:r>
+          </w:p>
+        </w:tc>
+        <w:tc>
+          <w:tcPr>
+            <w:tcW w:type="dxa" w:w="850"/>
+            <w:shd w:fill="D9D9D9" w:val="clear"/>
+          </w:tcPr>
+          <w:p>
+            <w:r/>
+          </w:p>
+        </w:tc>
+        <w:tc>
+          <w:tcPr>
+            <w:tcW w:type="dxa" w:w="1984"/>
+            <w:shd w:fill="D9D9D9" w:val="clear"/>
+          </w:tcPr>
+          <w:p>
+            <w:r/>
+          </w:p>
+        </w:tc>
+        <w:tc>
+          <w:tcPr>
+            <w:tcW w:type="dxa" w:w="454"/>
+            <w:shd w:fill="D9D9D9" w:val="clear"/>
+          </w:tcPr>
+          <w:p>
+            <w:r/>
+          </w:p>
+        </w:tc>
+        <w:tc>
+          <w:tcPr>
+            <w:tcW w:type="dxa" w:w="680"/>
+            <w:shd w:fill="D9D9D9" w:val="clear"/>
+          </w:tcPr>
+          <w:p>
+            <w:r/>
+          </w:p>
+        </w:tc>
+        <w:tc>
+          <w:tcPr>
+            <w:tcW w:type="dxa" w:w="850"/>
+            <w:shd w:fill="D9D9D9" w:val="clear"/>
+          </w:tcPr>
+          <w:p>
+            <w:pPr>
+              <w:jc w:val="center"/>
+            </w:pPr>
+            <w:r>
+              <w:rPr>
+                <w:b/>
+                <w:color w:val="000000"/>
+                <w:sz w:val="18"/>
+              </w:rPr>
+              <w:t>5</w:t>
+            </w:r>
+          </w:p>
+        </w:tc>
+        <w:tc>
+          <w:tcPr>
+            <w:tcW w:type="dxa" w:w="1984"/>
+            <w:shd w:fill="D9D9D9" w:val="clear"/>
+          </w:tcPr>
+          <w:p>
+            <w:r/>
+          </w:p>
+        </w:tc>
+        <w:tc>
+          <w:tcPr>
+            <w:tcW w:type="dxa" w:w="454"/>
+            <w:shd w:fill="D9D9D9" w:val="clear"/>
+          </w:tcPr>
+          <w:p>
+            <w:r/>
+          </w:p>
+        </w:tc>
+        <w:tc>
+          <w:tcPr>
+            <w:tcW w:type="dxa" w:w="680"/>
+            <w:shd w:fill="D9D9D9" w:val="clear"/>
+          </w:tcPr>
+          <w:p>
+            <w:pPr>
+              <w:jc w:val="center"/>
+            </w:pPr>
+            <w:r>
+              <w:rPr>
+                <w:b/>
+                <w:color w:val="000000"/>
+                <w:sz w:val="18"/>
+              </w:rPr>
+              <w:t>4</w:t>
+            </w:r>
+          </w:p>
+        </w:tc>
+        <w:tc>
+          <w:tcPr>
+            <w:tcW w:type="dxa" w:w="3572"/>
+            <w:shd w:fill="D9D9D9" w:val="clear"/>
+          </w:tcPr>
+          <w:p>
+            <w:r/>
           </w:p>
         </w:tc>
       </w:tr>
@@ -3353,7 +3978,7 @@
                 <w:b w:val="0"/>
                 <w:sz w:val="16"/>
               </w:rPr>
-              <w:t>20</w:t>
+              <w:t>25</w:t>
             </w:r>
           </w:p>
         </w:tc>
@@ -3533,7 +4158,7 @@
                 <w:b w:val="0"/>
                 <w:sz w:val="16"/>
               </w:rPr>
-              <w:t>21</w:t>
+              <w:t>26</w:t>
             </w:r>
           </w:p>
         </w:tc>
@@ -3692,7 +4317,7 @@
                 <w:b w:val="0"/>
                 <w:sz w:val="16"/>
               </w:rPr>
-              <w:t>22</w:t>
+              <w:t>27</w:t>
             </w:r>
           </w:p>
         </w:tc>
@@ -3851,7 +4476,7 @@
                 <w:b w:val="0"/>
                 <w:sz w:val="16"/>
               </w:rPr>
-              <w:t>23</w:t>
+              <w:t>28</w:t>
             </w:r>
           </w:p>
         </w:tc>
@@ -4010,7 +4635,7 @@
                 <w:b w:val="0"/>
                 <w:sz w:val="16"/>
               </w:rPr>
-              <w:t>24</w:t>
+              <w:t>29</w:t>
             </w:r>
           </w:p>
         </w:tc>
@@ -4168,7 +4793,7 @@
                 <w:b w:val="0"/>
                 <w:sz w:val="16"/>
               </w:rPr>
-              <w:t>25</w:t>
+              <w:t>30</w:t>
             </w:r>
           </w:p>
         </w:tc>
@@ -4326,7 +4951,7 @@
                 <w:b w:val="0"/>
                 <w:sz w:val="16"/>
               </w:rPr>
-              <w:t>26</w:t>
+              <w:t>31</w:t>
             </w:r>
           </w:p>
         </w:tc>
@@ -4485,7 +5110,7 @@
                 <w:b w:val="0"/>
                 <w:sz w:val="16"/>
               </w:rPr>
-              <w:t>27</w:t>
+              <w:t>32</w:t>
             </w:r>
           </w:p>
         </w:tc>
@@ -4643,7 +5268,7 @@
                 <w:b w:val="0"/>
                 <w:sz w:val="16"/>
               </w:rPr>
-              <w:t>28</w:t>
+              <w:t>33</w:t>
             </w:r>
           </w:p>
         </w:tc>
@@ -4787,6 +5412,131 @@
               </w:rPr>
               <w:t>Cantitate diferită: referință 4.0 buc, ofertat 0.0 buc</w:t>
             </w:r>
+          </w:p>
+        </w:tc>
+      </w:tr>
+      <w:tr>
+        <w:tc>
+          <w:tcPr>
+            <w:tcW w:type="dxa" w:w="397"/>
+          </w:tcPr>
+          <w:p/>
+        </w:tc>
+        <w:tc>
+          <w:tcPr>
+            <w:tcW w:type="dxa" w:w="1701"/>
+            <w:shd w:fill="D9D9D9" w:val="clear"/>
+          </w:tcPr>
+          <w:p>
+            <w:r>
+              <w:rPr>
+                <w:b/>
+                <w:color w:val="000000"/>
+                <w:sz w:val="18"/>
+              </w:rPr>
+              <w:t>TOTAL</w:t>
+            </w:r>
+          </w:p>
+        </w:tc>
+        <w:tc>
+          <w:tcPr>
+            <w:tcW w:type="dxa" w:w="850"/>
+            <w:shd w:fill="D9D9D9" w:val="clear"/>
+          </w:tcPr>
+          <w:p>
+            <w:r/>
+          </w:p>
+        </w:tc>
+        <w:tc>
+          <w:tcPr>
+            <w:tcW w:type="dxa" w:w="1984"/>
+            <w:shd w:fill="D9D9D9" w:val="clear"/>
+          </w:tcPr>
+          <w:p>
+            <w:r/>
+          </w:p>
+        </w:tc>
+        <w:tc>
+          <w:tcPr>
+            <w:tcW w:type="dxa" w:w="454"/>
+            <w:shd w:fill="D9D9D9" w:val="clear"/>
+          </w:tcPr>
+          <w:p>
+            <w:r/>
+          </w:p>
+        </w:tc>
+        <w:tc>
+          <w:tcPr>
+            <w:tcW w:type="dxa" w:w="680"/>
+            <w:shd w:fill="D9D9D9" w:val="clear"/>
+          </w:tcPr>
+          <w:p>
+            <w:r/>
+          </w:p>
+        </w:tc>
+        <w:tc>
+          <w:tcPr>
+            <w:tcW w:type="dxa" w:w="850"/>
+            <w:shd w:fill="D9D9D9" w:val="clear"/>
+          </w:tcPr>
+          <w:p>
+            <w:pPr>
+              <w:jc w:val="center"/>
+            </w:pPr>
+            <w:r>
+              <w:rPr>
+                <w:b/>
+                <w:color w:val="000000"/>
+                <w:sz w:val="18"/>
+              </w:rPr>
+              <w:t>6</w:t>
+            </w:r>
+          </w:p>
+        </w:tc>
+        <w:tc>
+          <w:tcPr>
+            <w:tcW w:type="dxa" w:w="1984"/>
+            <w:shd w:fill="D9D9D9" w:val="clear"/>
+          </w:tcPr>
+          <w:p>
+            <w:r/>
+          </w:p>
+        </w:tc>
+        <w:tc>
+          <w:tcPr>
+            <w:tcW w:type="dxa" w:w="454"/>
+            <w:shd w:fill="D9D9D9" w:val="clear"/>
+          </w:tcPr>
+          <w:p>
+            <w:r/>
+          </w:p>
+        </w:tc>
+        <w:tc>
+          <w:tcPr>
+            <w:tcW w:type="dxa" w:w="680"/>
+            <w:shd w:fill="D9D9D9" w:val="clear"/>
+          </w:tcPr>
+          <w:p>
+            <w:pPr>
+              <w:jc w:val="center"/>
+            </w:pPr>
+            <w:r>
+              <w:rPr>
+                <w:b/>
+                <w:color w:val="000000"/>
+                <w:sz w:val="18"/>
+              </w:rPr>
+              <w:t>6</w:t>
+            </w:r>
+          </w:p>
+        </w:tc>
+        <w:tc>
+          <w:tcPr>
+            <w:tcW w:type="dxa" w:w="3572"/>
+            <w:shd w:fill="D9D9D9" w:val="clear"/>
+          </w:tcPr>
+          <w:p>
+            <w:r/>
           </w:p>
         </w:tc>
       </w:tr>
@@ -4821,7 +5571,7 @@
                 <w:b w:val="0"/>
                 <w:sz w:val="16"/>
               </w:rPr>
-              <w:t>29</w:t>
+              <w:t>35</w:t>
             </w:r>
           </w:p>
         </w:tc>
@@ -5001,7 +5751,7 @@
                 <w:b w:val="0"/>
                 <w:sz w:val="16"/>
               </w:rPr>
-              <w:t>30</w:t>
+              <w:t>36</w:t>
             </w:r>
           </w:p>
         </w:tc>
@@ -5160,7 +5910,7 @@
                 <w:b w:val="0"/>
                 <w:sz w:val="16"/>
               </w:rPr>
-              <w:t>31</w:t>
+              <w:t>37</w:t>
             </w:r>
           </w:p>
         </w:tc>
@@ -5318,7 +6068,7 @@
                 <w:b w:val="0"/>
                 <w:sz w:val="16"/>
               </w:rPr>
-              <w:t>32</w:t>
+              <w:t>38</w:t>
             </w:r>
           </w:p>
         </w:tc>
@@ -5462,6 +6212,131 @@
               </w:rPr>
               <w:t>Cantitate diferită: referință 6.0 buc, ofertat 0.0 buc</w:t>
             </w:r>
+          </w:p>
+        </w:tc>
+      </w:tr>
+      <w:tr>
+        <w:tc>
+          <w:tcPr>
+            <w:tcW w:type="dxa" w:w="397"/>
+          </w:tcPr>
+          <w:p/>
+        </w:tc>
+        <w:tc>
+          <w:tcPr>
+            <w:tcW w:type="dxa" w:w="1701"/>
+            <w:shd w:fill="D9D9D9" w:val="clear"/>
+          </w:tcPr>
+          <w:p>
+            <w:r>
+              <w:rPr>
+                <w:b/>
+                <w:color w:val="000000"/>
+                <w:sz w:val="18"/>
+              </w:rPr>
+              <w:t>TOTAL</w:t>
+            </w:r>
+          </w:p>
+        </w:tc>
+        <w:tc>
+          <w:tcPr>
+            <w:tcW w:type="dxa" w:w="850"/>
+            <w:shd w:fill="D9D9D9" w:val="clear"/>
+          </w:tcPr>
+          <w:p>
+            <w:r/>
+          </w:p>
+        </w:tc>
+        <w:tc>
+          <w:tcPr>
+            <w:tcW w:type="dxa" w:w="1984"/>
+            <w:shd w:fill="D9D9D9" w:val="clear"/>
+          </w:tcPr>
+          <w:p>
+            <w:r/>
+          </w:p>
+        </w:tc>
+        <w:tc>
+          <w:tcPr>
+            <w:tcW w:type="dxa" w:w="454"/>
+            <w:shd w:fill="D9D9D9" w:val="clear"/>
+          </w:tcPr>
+          <w:p>
+            <w:r/>
+          </w:p>
+        </w:tc>
+        <w:tc>
+          <w:tcPr>
+            <w:tcW w:type="dxa" w:w="680"/>
+            <w:shd w:fill="D9D9D9" w:val="clear"/>
+          </w:tcPr>
+          <w:p>
+            <w:r/>
+          </w:p>
+        </w:tc>
+        <w:tc>
+          <w:tcPr>
+            <w:tcW w:type="dxa" w:w="850"/>
+            <w:shd w:fill="D9D9D9" w:val="clear"/>
+          </w:tcPr>
+          <w:p>
+            <w:pPr>
+              <w:jc w:val="center"/>
+            </w:pPr>
+            <w:r>
+              <w:rPr>
+                <w:b/>
+                <w:color w:val="000000"/>
+                <w:sz w:val="18"/>
+              </w:rPr>
+              <w:t>2</w:t>
+            </w:r>
+          </w:p>
+        </w:tc>
+        <w:tc>
+          <w:tcPr>
+            <w:tcW w:type="dxa" w:w="1984"/>
+            <w:shd w:fill="D9D9D9" w:val="clear"/>
+          </w:tcPr>
+          <w:p>
+            <w:r/>
+          </w:p>
+        </w:tc>
+        <w:tc>
+          <w:tcPr>
+            <w:tcW w:type="dxa" w:w="454"/>
+            <w:shd w:fill="D9D9D9" w:val="clear"/>
+          </w:tcPr>
+          <w:p>
+            <w:r/>
+          </w:p>
+        </w:tc>
+        <w:tc>
+          <w:tcPr>
+            <w:tcW w:type="dxa" w:w="680"/>
+            <w:shd w:fill="D9D9D9" w:val="clear"/>
+          </w:tcPr>
+          <w:p>
+            <w:pPr>
+              <w:jc w:val="center"/>
+            </w:pPr>
+            <w:r>
+              <w:rPr>
+                <w:b/>
+                <w:color w:val="000000"/>
+                <w:sz w:val="18"/>
+              </w:rPr>
+              <w:t>2</w:t>
+            </w:r>
+          </w:p>
+        </w:tc>
+        <w:tc>
+          <w:tcPr>
+            <w:tcW w:type="dxa" w:w="3572"/>
+            <w:shd w:fill="D9D9D9" w:val="clear"/>
+          </w:tcPr>
+          <w:p>
+            <w:r/>
           </w:p>
         </w:tc>
       </w:tr>
@@ -5494,7 +6369,7 @@
                 <w:b w:val="0"/>
                 <w:sz w:val="16"/>
               </w:rPr>
-              <w:t>33</w:t>
+              <w:t>40</w:t>
             </w:r>
           </w:p>
         </w:tc>
@@ -5652,7 +6527,7 @@
                 <w:b w:val="0"/>
                 <w:sz w:val="16"/>
               </w:rPr>
-              <w:t>34</w:t>
+              <w:t>41</w:t>
             </w:r>
           </w:p>
         </w:tc>
@@ -5810,7 +6685,7 @@
                 <w:b w:val="0"/>
                 <w:sz w:val="16"/>
               </w:rPr>
-              <w:t>35</w:t>
+              <w:t>42</w:t>
             </w:r>
           </w:p>
         </w:tc>
@@ -5969,7 +6844,7 @@
                 <w:b w:val="0"/>
                 <w:sz w:val="16"/>
               </w:rPr>
-              <w:t>36</w:t>
+              <w:t>43</w:t>
             </w:r>
           </w:p>
         </w:tc>
@@ -6094,7 +6969,7 @@
                 <w:b w:val="0"/>
                 <w:sz w:val="16"/>
               </w:rPr>
-              <w:t>37</w:t>
+              <w:t>44</w:t>
             </w:r>
           </w:p>
         </w:tc>
@@ -6219,7 +7094,7 @@
                 <w:b w:val="0"/>
                 <w:sz w:val="16"/>
               </w:rPr>
-              <w:t>38</w:t>
+              <w:t>45</w:t>
             </w:r>
           </w:p>
         </w:tc>
@@ -6330,6 +7205,131 @@
               </w:rPr>
               <w:t>Articol lipsă din ofertă</w:t>
             </w:r>
+          </w:p>
+        </w:tc>
+      </w:tr>
+      <w:tr>
+        <w:tc>
+          <w:tcPr>
+            <w:tcW w:type="dxa" w:w="397"/>
+          </w:tcPr>
+          <w:p/>
+        </w:tc>
+        <w:tc>
+          <w:tcPr>
+            <w:tcW w:type="dxa" w:w="1701"/>
+            <w:shd w:fill="D9D9D9" w:val="clear"/>
+          </w:tcPr>
+          <w:p>
+            <w:r>
+              <w:rPr>
+                <w:b/>
+                <w:color w:val="000000"/>
+                <w:sz w:val="18"/>
+              </w:rPr>
+              <w:t>TOTAL</w:t>
+            </w:r>
+          </w:p>
+        </w:tc>
+        <w:tc>
+          <w:tcPr>
+            <w:tcW w:type="dxa" w:w="850"/>
+            <w:shd w:fill="D9D9D9" w:val="clear"/>
+          </w:tcPr>
+          <w:p>
+            <w:r/>
+          </w:p>
+        </w:tc>
+        <w:tc>
+          <w:tcPr>
+            <w:tcW w:type="dxa" w:w="1984"/>
+            <w:shd w:fill="D9D9D9" w:val="clear"/>
+          </w:tcPr>
+          <w:p>
+            <w:r/>
+          </w:p>
+        </w:tc>
+        <w:tc>
+          <w:tcPr>
+            <w:tcW w:type="dxa" w:w="454"/>
+            <w:shd w:fill="D9D9D9" w:val="clear"/>
+          </w:tcPr>
+          <w:p>
+            <w:r/>
+          </w:p>
+        </w:tc>
+        <w:tc>
+          <w:tcPr>
+            <w:tcW w:type="dxa" w:w="680"/>
+            <w:shd w:fill="D9D9D9" w:val="clear"/>
+          </w:tcPr>
+          <w:p>
+            <w:r/>
+          </w:p>
+        </w:tc>
+        <w:tc>
+          <w:tcPr>
+            <w:tcW w:type="dxa" w:w="850"/>
+            <w:shd w:fill="D9D9D9" w:val="clear"/>
+          </w:tcPr>
+          <w:p>
+            <w:pPr>
+              <w:jc w:val="center"/>
+            </w:pPr>
+            <w:r>
+              <w:rPr>
+                <w:b/>
+                <w:color w:val="000000"/>
+                <w:sz w:val="18"/>
+              </w:rPr>
+              <w:t>5</w:t>
+            </w:r>
+          </w:p>
+        </w:tc>
+        <w:tc>
+          <w:tcPr>
+            <w:tcW w:type="dxa" w:w="1984"/>
+            <w:shd w:fill="D9D9D9" w:val="clear"/>
+          </w:tcPr>
+          <w:p>
+            <w:r/>
+          </w:p>
+        </w:tc>
+        <w:tc>
+          <w:tcPr>
+            <w:tcW w:type="dxa" w:w="454"/>
+            <w:shd w:fill="D9D9D9" w:val="clear"/>
+          </w:tcPr>
+          <w:p>
+            <w:r/>
+          </w:p>
+        </w:tc>
+        <w:tc>
+          <w:tcPr>
+            <w:tcW w:type="dxa" w:w="680"/>
+            <w:shd w:fill="D9D9D9" w:val="clear"/>
+          </w:tcPr>
+          <w:p>
+            <w:pPr>
+              <w:jc w:val="center"/>
+            </w:pPr>
+            <w:r>
+              <w:rPr>
+                <w:b/>
+                <w:color w:val="000000"/>
+                <w:sz w:val="18"/>
+              </w:rPr>
+              <w:t>2</w:t>
+            </w:r>
+          </w:p>
+        </w:tc>
+        <w:tc>
+          <w:tcPr>
+            <w:tcW w:type="dxa" w:w="3572"/>
+            <w:shd w:fill="D9D9D9" w:val="clear"/>
+          </w:tcPr>
+          <w:p>
+            <w:r/>
           </w:p>
         </w:tc>
       </w:tr>
@@ -6364,7 +7364,7 @@
                 <w:b w:val="0"/>
                 <w:sz w:val="16"/>
               </w:rPr>
-              <w:t>39</w:t>
+              <w:t>47</w:t>
             </w:r>
           </w:p>
         </w:tc>
@@ -6544,7 +7544,7 @@
                 <w:b w:val="0"/>
                 <w:sz w:val="16"/>
               </w:rPr>
-              <w:t>40</w:t>
+              <w:t>48</w:t>
             </w:r>
           </w:p>
         </w:tc>
@@ -6655,6 +7655,131 @@
               </w:rPr>
               <w:t>Articol lipsă din ofertă</w:t>
             </w:r>
+          </w:p>
+        </w:tc>
+      </w:tr>
+      <w:tr>
+        <w:tc>
+          <w:tcPr>
+            <w:tcW w:type="dxa" w:w="397"/>
+          </w:tcPr>
+          <w:p/>
+        </w:tc>
+        <w:tc>
+          <w:tcPr>
+            <w:tcW w:type="dxa" w:w="1701"/>
+            <w:shd w:fill="D9D9D9" w:val="clear"/>
+          </w:tcPr>
+          <w:p>
+            <w:r>
+              <w:rPr>
+                <w:b/>
+                <w:color w:val="000000"/>
+                <w:sz w:val="18"/>
+              </w:rPr>
+              <w:t>TOTAL</w:t>
+            </w:r>
+          </w:p>
+        </w:tc>
+        <w:tc>
+          <w:tcPr>
+            <w:tcW w:type="dxa" w:w="850"/>
+            <w:shd w:fill="D9D9D9" w:val="clear"/>
+          </w:tcPr>
+          <w:p>
+            <w:r/>
+          </w:p>
+        </w:tc>
+        <w:tc>
+          <w:tcPr>
+            <w:tcW w:type="dxa" w:w="1984"/>
+            <w:shd w:fill="D9D9D9" w:val="clear"/>
+          </w:tcPr>
+          <w:p>
+            <w:r/>
+          </w:p>
+        </w:tc>
+        <w:tc>
+          <w:tcPr>
+            <w:tcW w:type="dxa" w:w="454"/>
+            <w:shd w:fill="D9D9D9" w:val="clear"/>
+          </w:tcPr>
+          <w:p>
+            <w:r/>
+          </w:p>
+        </w:tc>
+        <w:tc>
+          <w:tcPr>
+            <w:tcW w:type="dxa" w:w="680"/>
+            <w:shd w:fill="D9D9D9" w:val="clear"/>
+          </w:tcPr>
+          <w:p>
+            <w:r/>
+          </w:p>
+        </w:tc>
+        <w:tc>
+          <w:tcPr>
+            <w:tcW w:type="dxa" w:w="850"/>
+            <w:shd w:fill="D9D9D9" w:val="clear"/>
+          </w:tcPr>
+          <w:p>
+            <w:pPr>
+              <w:jc w:val="center"/>
+            </w:pPr>
+            <w:r>
+              <w:rPr>
+                <w:b/>
+                <w:color w:val="000000"/>
+                <w:sz w:val="18"/>
+              </w:rPr>
+              <w:t>1</w:t>
+            </w:r>
+          </w:p>
+        </w:tc>
+        <w:tc>
+          <w:tcPr>
+            <w:tcW w:type="dxa" w:w="1984"/>
+            <w:shd w:fill="D9D9D9" w:val="clear"/>
+          </w:tcPr>
+          <w:p>
+            <w:r/>
+          </w:p>
+        </w:tc>
+        <w:tc>
+          <w:tcPr>
+            <w:tcW w:type="dxa" w:w="454"/>
+            <w:shd w:fill="D9D9D9" w:val="clear"/>
+          </w:tcPr>
+          <w:p>
+            <w:r/>
+          </w:p>
+        </w:tc>
+        <w:tc>
+          <w:tcPr>
+            <w:tcW w:type="dxa" w:w="680"/>
+            <w:shd w:fill="D9D9D9" w:val="clear"/>
+          </w:tcPr>
+          <w:p>
+            <w:pPr>
+              <w:jc w:val="center"/>
+            </w:pPr>
+            <w:r>
+              <w:rPr>
+                <w:b/>
+                <w:color w:val="000000"/>
+                <w:sz w:val="18"/>
+              </w:rPr>
+              <w:t>0</w:t>
+            </w:r>
+          </w:p>
+        </w:tc>
+        <w:tc>
+          <w:tcPr>
+            <w:tcW w:type="dxa" w:w="3572"/>
+            <w:shd w:fill="D9D9D9" w:val="clear"/>
+          </w:tcPr>
+          <w:p>
+            <w:r/>
           </w:p>
         </w:tc>
       </w:tr>
@@ -6687,7 +7812,7 @@
                 <w:b w:val="0"/>
                 <w:sz w:val="16"/>
               </w:rPr>
-              <w:t>41</w:t>
+              <w:t>50</w:t>
             </w:r>
           </w:p>
         </w:tc>
@@ -6845,7 +7970,7 @@
                 <w:b w:val="0"/>
                 <w:sz w:val="16"/>
               </w:rPr>
-              <w:t>42</w:t>
+              <w:t>51</w:t>
             </w:r>
           </w:p>
         </w:tc>
@@ -6956,6 +8081,131 @@
               </w:rPr>
               <w:t>Articol lipsă din ofertă</w:t>
             </w:r>
+          </w:p>
+        </w:tc>
+      </w:tr>
+      <w:tr>
+        <w:tc>
+          <w:tcPr>
+            <w:tcW w:type="dxa" w:w="397"/>
+          </w:tcPr>
+          <w:p/>
+        </w:tc>
+        <w:tc>
+          <w:tcPr>
+            <w:tcW w:type="dxa" w:w="1701"/>
+            <w:shd w:fill="D9D9D9" w:val="clear"/>
+          </w:tcPr>
+          <w:p>
+            <w:r>
+              <w:rPr>
+                <w:b/>
+                <w:color w:val="000000"/>
+                <w:sz w:val="18"/>
+              </w:rPr>
+              <w:t>TOTAL</w:t>
+            </w:r>
+          </w:p>
+        </w:tc>
+        <w:tc>
+          <w:tcPr>
+            <w:tcW w:type="dxa" w:w="850"/>
+            <w:shd w:fill="D9D9D9" w:val="clear"/>
+          </w:tcPr>
+          <w:p>
+            <w:r/>
+          </w:p>
+        </w:tc>
+        <w:tc>
+          <w:tcPr>
+            <w:tcW w:type="dxa" w:w="1984"/>
+            <w:shd w:fill="D9D9D9" w:val="clear"/>
+          </w:tcPr>
+          <w:p>
+            <w:r/>
+          </w:p>
+        </w:tc>
+        <w:tc>
+          <w:tcPr>
+            <w:tcW w:type="dxa" w:w="454"/>
+            <w:shd w:fill="D9D9D9" w:val="clear"/>
+          </w:tcPr>
+          <w:p>
+            <w:r/>
+          </w:p>
+        </w:tc>
+        <w:tc>
+          <w:tcPr>
+            <w:tcW w:type="dxa" w:w="680"/>
+            <w:shd w:fill="D9D9D9" w:val="clear"/>
+          </w:tcPr>
+          <w:p>
+            <w:r/>
+          </w:p>
+        </w:tc>
+        <w:tc>
+          <w:tcPr>
+            <w:tcW w:type="dxa" w:w="850"/>
+            <w:shd w:fill="D9D9D9" w:val="clear"/>
+          </w:tcPr>
+          <w:p>
+            <w:pPr>
+              <w:jc w:val="center"/>
+            </w:pPr>
+            <w:r>
+              <w:rPr>
+                <w:b/>
+                <w:color w:val="000000"/>
+                <w:sz w:val="18"/>
+              </w:rPr>
+              <w:t>1</w:t>
+            </w:r>
+          </w:p>
+        </w:tc>
+        <w:tc>
+          <w:tcPr>
+            <w:tcW w:type="dxa" w:w="1984"/>
+            <w:shd w:fill="D9D9D9" w:val="clear"/>
+          </w:tcPr>
+          <w:p>
+            <w:r/>
+          </w:p>
+        </w:tc>
+        <w:tc>
+          <w:tcPr>
+            <w:tcW w:type="dxa" w:w="454"/>
+            <w:shd w:fill="D9D9D9" w:val="clear"/>
+          </w:tcPr>
+          <w:p>
+            <w:r/>
+          </w:p>
+        </w:tc>
+        <w:tc>
+          <w:tcPr>
+            <w:tcW w:type="dxa" w:w="680"/>
+            <w:shd w:fill="D9D9D9" w:val="clear"/>
+          </w:tcPr>
+          <w:p>
+            <w:pPr>
+              <w:jc w:val="center"/>
+            </w:pPr>
+            <w:r>
+              <w:rPr>
+                <w:b/>
+                <w:color w:val="000000"/>
+                <w:sz w:val="18"/>
+              </w:rPr>
+              <w:t>1</w:t>
+            </w:r>
+          </w:p>
+        </w:tc>
+        <w:tc>
+          <w:tcPr>
+            <w:tcW w:type="dxa" w:w="3572"/>
+            <w:shd w:fill="D9D9D9" w:val="clear"/>
+          </w:tcPr>
+          <w:p>
+            <w:r/>
           </w:p>
         </w:tc>
       </w:tr>
@@ -6990,7 +8240,7 @@
                 <w:b w:val="0"/>
                 <w:sz w:val="16"/>
               </w:rPr>
-              <w:t>43</w:t>
+              <w:t>53</w:t>
             </w:r>
           </w:p>
         </w:tc>
@@ -7171,7 +8421,7 @@
                 <w:b w:val="0"/>
                 <w:sz w:val="16"/>
               </w:rPr>
-              <w:t>44</w:t>
+              <w:t>54</w:t>
             </w:r>
           </w:p>
         </w:tc>
@@ -7282,6 +8532,131 @@
               </w:rPr>
               <w:t>Articol lipsă din ofertă</w:t>
             </w:r>
+          </w:p>
+        </w:tc>
+      </w:tr>
+      <w:tr>
+        <w:tc>
+          <w:tcPr>
+            <w:tcW w:type="dxa" w:w="397"/>
+          </w:tcPr>
+          <w:p/>
+        </w:tc>
+        <w:tc>
+          <w:tcPr>
+            <w:tcW w:type="dxa" w:w="1701"/>
+            <w:shd w:fill="D9D9D9" w:val="clear"/>
+          </w:tcPr>
+          <w:p>
+            <w:r>
+              <w:rPr>
+                <w:b/>
+                <w:color w:val="000000"/>
+                <w:sz w:val="18"/>
+              </w:rPr>
+              <w:t>TOTAL</w:t>
+            </w:r>
+          </w:p>
+        </w:tc>
+        <w:tc>
+          <w:tcPr>
+            <w:tcW w:type="dxa" w:w="850"/>
+            <w:shd w:fill="D9D9D9" w:val="clear"/>
+          </w:tcPr>
+          <w:p>
+            <w:r/>
+          </w:p>
+        </w:tc>
+        <w:tc>
+          <w:tcPr>
+            <w:tcW w:type="dxa" w:w="1984"/>
+            <w:shd w:fill="D9D9D9" w:val="clear"/>
+          </w:tcPr>
+          <w:p>
+            <w:r/>
+          </w:p>
+        </w:tc>
+        <w:tc>
+          <w:tcPr>
+            <w:tcW w:type="dxa" w:w="454"/>
+            <w:shd w:fill="D9D9D9" w:val="clear"/>
+          </w:tcPr>
+          <w:p>
+            <w:r/>
+          </w:p>
+        </w:tc>
+        <w:tc>
+          <w:tcPr>
+            <w:tcW w:type="dxa" w:w="680"/>
+            <w:shd w:fill="D9D9D9" w:val="clear"/>
+          </w:tcPr>
+          <w:p>
+            <w:r/>
+          </w:p>
+        </w:tc>
+        <w:tc>
+          <w:tcPr>
+            <w:tcW w:type="dxa" w:w="850"/>
+            <w:shd w:fill="D9D9D9" w:val="clear"/>
+          </w:tcPr>
+          <w:p>
+            <w:pPr>
+              <w:jc w:val="center"/>
+            </w:pPr>
+            <w:r>
+              <w:rPr>
+                <w:b/>
+                <w:color w:val="000000"/>
+                <w:sz w:val="18"/>
+              </w:rPr>
+              <w:t>1</w:t>
+            </w:r>
+          </w:p>
+        </w:tc>
+        <w:tc>
+          <w:tcPr>
+            <w:tcW w:type="dxa" w:w="1984"/>
+            <w:shd w:fill="D9D9D9" w:val="clear"/>
+          </w:tcPr>
+          <w:p>
+            <w:r/>
+          </w:p>
+        </w:tc>
+        <w:tc>
+          <w:tcPr>
+            <w:tcW w:type="dxa" w:w="454"/>
+            <w:shd w:fill="D9D9D9" w:val="clear"/>
+          </w:tcPr>
+          <w:p>
+            <w:r/>
+          </w:p>
+        </w:tc>
+        <w:tc>
+          <w:tcPr>
+            <w:tcW w:type="dxa" w:w="680"/>
+            <w:shd w:fill="D9D9D9" w:val="clear"/>
+          </w:tcPr>
+          <w:p>
+            <w:pPr>
+              <w:jc w:val="center"/>
+            </w:pPr>
+            <w:r>
+              <w:rPr>
+                <w:b/>
+                <w:color w:val="000000"/>
+                <w:sz w:val="18"/>
+              </w:rPr>
+              <w:t>0</w:t>
+            </w:r>
+          </w:p>
+        </w:tc>
+        <w:tc>
+          <w:tcPr>
+            <w:tcW w:type="dxa" w:w="3572"/>
+            <w:shd w:fill="D9D9D9" w:val="clear"/>
+          </w:tcPr>
+          <w:p>
+            <w:r/>
           </w:p>
         </w:tc>
       </w:tr>
@@ -7314,7 +8689,7 @@
                 <w:b w:val="0"/>
                 <w:sz w:val="16"/>
               </w:rPr>
-              <w:t>45</w:t>
+              <w:t>56</w:t>
             </w:r>
           </w:p>
         </w:tc>
@@ -7439,7 +8814,7 @@
                 <w:b w:val="0"/>
                 <w:sz w:val="16"/>
               </w:rPr>
-              <w:t>46</w:t>
+              <w:t>57</w:t>
             </w:r>
           </w:p>
         </w:tc>
@@ -7564,7 +8939,7 @@
                 <w:b w:val="0"/>
                 <w:sz w:val="16"/>
               </w:rPr>
-              <w:t>47</w:t>
+              <w:t>58</w:t>
             </w:r>
           </w:p>
         </w:tc>
@@ -7689,7 +9064,7 @@
                 <w:b w:val="0"/>
                 <w:sz w:val="16"/>
               </w:rPr>
-              <w:t>48</w:t>
+              <w:t>59</w:t>
             </w:r>
           </w:p>
         </w:tc>
@@ -7814,7 +9189,7 @@
                 <w:b w:val="0"/>
                 <w:sz w:val="16"/>
               </w:rPr>
-              <w:t>49</w:t>
+              <w:t>60</w:t>
             </w:r>
           </w:p>
         </w:tc>
@@ -7925,6 +9300,131 @@
               </w:rPr>
               <w:t>Articol lipsă din ofertă</w:t>
             </w:r>
+          </w:p>
+        </w:tc>
+      </w:tr>
+      <w:tr>
+        <w:tc>
+          <w:tcPr>
+            <w:tcW w:type="dxa" w:w="397"/>
+          </w:tcPr>
+          <w:p/>
+        </w:tc>
+        <w:tc>
+          <w:tcPr>
+            <w:tcW w:type="dxa" w:w="1701"/>
+            <w:shd w:fill="D9D9D9" w:val="clear"/>
+          </w:tcPr>
+          <w:p>
+            <w:r>
+              <w:rPr>
+                <w:b/>
+                <w:color w:val="000000"/>
+                <w:sz w:val="18"/>
+              </w:rPr>
+              <w:t>TOTAL</w:t>
+            </w:r>
+          </w:p>
+        </w:tc>
+        <w:tc>
+          <w:tcPr>
+            <w:tcW w:type="dxa" w:w="850"/>
+            <w:shd w:fill="D9D9D9" w:val="clear"/>
+          </w:tcPr>
+          <w:p>
+            <w:r/>
+          </w:p>
+        </w:tc>
+        <w:tc>
+          <w:tcPr>
+            <w:tcW w:type="dxa" w:w="1984"/>
+            <w:shd w:fill="D9D9D9" w:val="clear"/>
+          </w:tcPr>
+          <w:p>
+            <w:r/>
+          </w:p>
+        </w:tc>
+        <w:tc>
+          <w:tcPr>
+            <w:tcW w:type="dxa" w:w="454"/>
+            <w:shd w:fill="D9D9D9" w:val="clear"/>
+          </w:tcPr>
+          <w:p>
+            <w:r/>
+          </w:p>
+        </w:tc>
+        <w:tc>
+          <w:tcPr>
+            <w:tcW w:type="dxa" w:w="680"/>
+            <w:shd w:fill="D9D9D9" w:val="clear"/>
+          </w:tcPr>
+          <w:p>
+            <w:r/>
+          </w:p>
+        </w:tc>
+        <w:tc>
+          <w:tcPr>
+            <w:tcW w:type="dxa" w:w="850"/>
+            <w:shd w:fill="D9D9D9" w:val="clear"/>
+          </w:tcPr>
+          <w:p>
+            <w:pPr>
+              <w:jc w:val="center"/>
+            </w:pPr>
+            <w:r>
+              <w:rPr>
+                <w:b/>
+                <w:color w:val="000000"/>
+                <w:sz w:val="18"/>
+              </w:rPr>
+              <w:t>3</w:t>
+            </w:r>
+          </w:p>
+        </w:tc>
+        <w:tc>
+          <w:tcPr>
+            <w:tcW w:type="dxa" w:w="1984"/>
+            <w:shd w:fill="D9D9D9" w:val="clear"/>
+          </w:tcPr>
+          <w:p>
+            <w:r/>
+          </w:p>
+        </w:tc>
+        <w:tc>
+          <w:tcPr>
+            <w:tcW w:type="dxa" w:w="454"/>
+            <w:shd w:fill="D9D9D9" w:val="clear"/>
+          </w:tcPr>
+          <w:p>
+            <w:r/>
+          </w:p>
+        </w:tc>
+        <w:tc>
+          <w:tcPr>
+            <w:tcW w:type="dxa" w:w="680"/>
+            <w:shd w:fill="D9D9D9" w:val="clear"/>
+          </w:tcPr>
+          <w:p>
+            <w:pPr>
+              <w:jc w:val="center"/>
+            </w:pPr>
+            <w:r>
+              <w:rPr>
+                <w:b/>
+                <w:color w:val="000000"/>
+                <w:sz w:val="18"/>
+              </w:rPr>
+              <w:t>0</w:t>
+            </w:r>
+          </w:p>
+        </w:tc>
+        <w:tc>
+          <w:tcPr>
+            <w:tcW w:type="dxa" w:w="3572"/>
+            <w:shd w:fill="D9D9D9" w:val="clear"/>
+          </w:tcPr>
+          <w:p>
+            <w:r/>
           </w:p>
         </w:tc>
       </w:tr>
@@ -7957,7 +9457,7 @@
                 <w:b w:val="0"/>
                 <w:sz w:val="16"/>
               </w:rPr>
-              <w:t>50</w:t>
+              <w:t>62</w:t>
             </w:r>
           </w:p>
         </w:tc>
@@ -8116,7 +9616,7 @@
                 <w:b w:val="0"/>
                 <w:sz w:val="16"/>
               </w:rPr>
-              <w:t>51</w:t>
+              <w:t>63</w:t>
             </w:r>
           </w:p>
         </w:tc>
@@ -8275,7 +9775,7 @@
                 <w:b w:val="0"/>
                 <w:sz w:val="16"/>
               </w:rPr>
-              <w:t>52</w:t>
+              <w:t>64</w:t>
             </w:r>
           </w:p>
         </w:tc>
@@ -8434,7 +9934,7 @@
                 <w:b w:val="0"/>
                 <w:sz w:val="16"/>
               </w:rPr>
-              <w:t>53</w:t>
+              <w:t>65</w:t>
             </w:r>
           </w:p>
         </w:tc>
@@ -8559,7 +10059,7 @@
                 <w:b w:val="0"/>
                 <w:sz w:val="16"/>
               </w:rPr>
-              <w:t>54</w:t>
+              <w:t>66</w:t>
             </w:r>
           </w:p>
         </w:tc>
@@ -8684,7 +10184,7 @@
                 <w:b w:val="0"/>
                 <w:sz w:val="16"/>
               </w:rPr>
-              <w:t>55</w:t>
+              <w:t>67</w:t>
             </w:r>
           </w:p>
         </w:tc>
@@ -8810,7 +10310,7 @@
                 <w:b w:val="0"/>
                 <w:sz w:val="16"/>
               </w:rPr>
-              <w:t>56</w:t>
+              <w:t>68</w:t>
             </w:r>
           </w:p>
         </w:tc>
@@ -8975,7 +10475,7 @@
                 <w:b w:val="0"/>
                 <w:sz w:val="16"/>
               </w:rPr>
-              <w:t>57</w:t>
+              <w:t>69</w:t>
             </w:r>
           </w:p>
         </w:tc>
@@ -9125,6 +10625,131 @@
               </w:rPr>
               <w:t>ORPHAN: Cod '$5858393' identic, dar categorii DIFERITE. Cod $5858393: REF categoriei 226418 =&gt; OFERTA categoriei 226518. VERIFICARE MANUALA NECESARA!</w:t>
             </w:r>
+          </w:p>
+        </w:tc>
+      </w:tr>
+      <w:tr>
+        <w:tc>
+          <w:tcPr>
+            <w:tcW w:type="dxa" w:w="397"/>
+          </w:tcPr>
+          <w:p/>
+        </w:tc>
+        <w:tc>
+          <w:tcPr>
+            <w:tcW w:type="dxa" w:w="1701"/>
+            <w:shd w:fill="D9D9D9" w:val="clear"/>
+          </w:tcPr>
+          <w:p>
+            <w:r>
+              <w:rPr>
+                <w:b/>
+                <w:color w:val="000000"/>
+                <w:sz w:val="18"/>
+              </w:rPr>
+              <w:t>TOTAL</w:t>
+            </w:r>
+          </w:p>
+        </w:tc>
+        <w:tc>
+          <w:tcPr>
+            <w:tcW w:type="dxa" w:w="850"/>
+            <w:shd w:fill="D9D9D9" w:val="clear"/>
+          </w:tcPr>
+          <w:p>
+            <w:r/>
+          </w:p>
+        </w:tc>
+        <w:tc>
+          <w:tcPr>
+            <w:tcW w:type="dxa" w:w="1984"/>
+            <w:shd w:fill="D9D9D9" w:val="clear"/>
+          </w:tcPr>
+          <w:p>
+            <w:r/>
+          </w:p>
+        </w:tc>
+        <w:tc>
+          <w:tcPr>
+            <w:tcW w:type="dxa" w:w="454"/>
+            <w:shd w:fill="D9D9D9" w:val="clear"/>
+          </w:tcPr>
+          <w:p>
+            <w:r/>
+          </w:p>
+        </w:tc>
+        <w:tc>
+          <w:tcPr>
+            <w:tcW w:type="dxa" w:w="680"/>
+            <w:shd w:fill="D9D9D9" w:val="clear"/>
+          </w:tcPr>
+          <w:p>
+            <w:r/>
+          </w:p>
+        </w:tc>
+        <w:tc>
+          <w:tcPr>
+            <w:tcW w:type="dxa" w:w="850"/>
+            <w:shd w:fill="D9D9D9" w:val="clear"/>
+          </w:tcPr>
+          <w:p>
+            <w:pPr>
+              <w:jc w:val="center"/>
+            </w:pPr>
+            <w:r>
+              <w:rPr>
+                <w:b/>
+                <w:color w:val="000000"/>
+                <w:sz w:val="18"/>
+              </w:rPr>
+              <w:t>7</w:t>
+            </w:r>
+          </w:p>
+        </w:tc>
+        <w:tc>
+          <w:tcPr>
+            <w:tcW w:type="dxa" w:w="1984"/>
+            <w:shd w:fill="D9D9D9" w:val="clear"/>
+          </w:tcPr>
+          <w:p>
+            <w:r/>
+          </w:p>
+        </w:tc>
+        <w:tc>
+          <w:tcPr>
+            <w:tcW w:type="dxa" w:w="454"/>
+            <w:shd w:fill="D9D9D9" w:val="clear"/>
+          </w:tcPr>
+          <w:p>
+            <w:r/>
+          </w:p>
+        </w:tc>
+        <w:tc>
+          <w:tcPr>
+            <w:tcW w:type="dxa" w:w="680"/>
+            <w:shd w:fill="D9D9D9" w:val="clear"/>
+          </w:tcPr>
+          <w:p>
+            <w:pPr>
+              <w:jc w:val="center"/>
+            </w:pPr>
+            <w:r>
+              <w:rPr>
+                <w:b/>
+                <w:color w:val="000000"/>
+                <w:sz w:val="18"/>
+              </w:rPr>
+              <w:t>4</w:t>
+            </w:r>
+          </w:p>
+        </w:tc>
+        <w:tc>
+          <w:tcPr>
+            <w:tcW w:type="dxa" w:w="3572"/>
+            <w:shd w:fill="D9D9D9" w:val="clear"/>
+          </w:tcPr>
+          <w:p>
+            <w:r/>
           </w:p>
         </w:tc>
       </w:tr>
@@ -9159,7 +10784,7 @@
                 <w:b w:val="0"/>
                 <w:sz w:val="16"/>
               </w:rPr>
-              <w:t>58</w:t>
+              <w:t>71</w:t>
             </w:r>
           </w:p>
         </w:tc>
@@ -9339,7 +10964,7 @@
                 <w:b w:val="0"/>
                 <w:sz w:val="16"/>
               </w:rPr>
-              <w:t>59</w:t>
+              <w:t>72</w:t>
             </w:r>
           </w:p>
         </w:tc>
@@ -9498,7 +11123,7 @@
                 <w:b w:val="0"/>
                 <w:sz w:val="16"/>
               </w:rPr>
-              <w:t>60</w:t>
+              <w:t>73</w:t>
             </w:r>
           </w:p>
         </w:tc>
@@ -9657,7 +11282,7 @@
                 <w:b w:val="0"/>
                 <w:sz w:val="16"/>
               </w:rPr>
-              <w:t>61</w:t>
+              <w:t>74</w:t>
             </w:r>
           </w:p>
         </w:tc>
@@ -9816,7 +11441,7 @@
                 <w:b w:val="0"/>
                 <w:sz w:val="16"/>
               </w:rPr>
-              <w:t>62</w:t>
+              <w:t>75</w:t>
             </w:r>
           </w:p>
         </w:tc>
@@ -9974,7 +11599,7 @@
                 <w:b w:val="0"/>
                 <w:sz w:val="16"/>
               </w:rPr>
-              <w:t>63</w:t>
+              <w:t>76</w:t>
             </w:r>
           </w:p>
         </w:tc>
@@ -10132,7 +11757,7 @@
                 <w:b w:val="0"/>
                 <w:sz w:val="16"/>
               </w:rPr>
-              <w:t>64</w:t>
+              <w:t>77</w:t>
             </w:r>
           </w:p>
         </w:tc>
@@ -10290,7 +11915,7 @@
                 <w:b w:val="0"/>
                 <w:sz w:val="16"/>
               </w:rPr>
-              <w:t>65</w:t>
+              <w:t>78</w:t>
             </w:r>
           </w:p>
         </w:tc>
@@ -10415,7 +12040,7 @@
                 <w:b w:val="0"/>
                 <w:sz w:val="16"/>
               </w:rPr>
-              <w:t>66</w:t>
+              <w:t>79</w:t>
             </w:r>
           </w:p>
         </w:tc>
@@ -10540,7 +12165,7 @@
                 <w:b w:val="0"/>
                 <w:sz w:val="16"/>
               </w:rPr>
-              <w:t>67</w:t>
+              <w:t>80</w:t>
             </w:r>
           </w:p>
         </w:tc>
@@ -10665,7 +12290,7 @@
                 <w:b w:val="0"/>
                 <w:sz w:val="16"/>
               </w:rPr>
-              <w:t>68</w:t>
+              <w:t>81</w:t>
             </w:r>
           </w:p>
         </w:tc>
@@ -10790,7 +12415,7 @@
                 <w:b w:val="0"/>
                 <w:sz w:val="16"/>
               </w:rPr>
-              <w:t>69</w:t>
+              <w:t>82</w:t>
             </w:r>
           </w:p>
         </w:tc>
@@ -10901,6 +12526,131 @@
               </w:rPr>
               <w:t>Articol lipsă din ofertă</w:t>
             </w:r>
+          </w:p>
+        </w:tc>
+      </w:tr>
+      <w:tr>
+        <w:tc>
+          <w:tcPr>
+            <w:tcW w:type="dxa" w:w="397"/>
+          </w:tcPr>
+          <w:p/>
+        </w:tc>
+        <w:tc>
+          <w:tcPr>
+            <w:tcW w:type="dxa" w:w="1701"/>
+            <w:shd w:fill="D9D9D9" w:val="clear"/>
+          </w:tcPr>
+          <w:p>
+            <w:r>
+              <w:rPr>
+                <w:b/>
+                <w:color w:val="000000"/>
+                <w:sz w:val="18"/>
+              </w:rPr>
+              <w:t>TOTAL</w:t>
+            </w:r>
+          </w:p>
+        </w:tc>
+        <w:tc>
+          <w:tcPr>
+            <w:tcW w:type="dxa" w:w="850"/>
+            <w:shd w:fill="D9D9D9" w:val="clear"/>
+          </w:tcPr>
+          <w:p>
+            <w:r/>
+          </w:p>
+        </w:tc>
+        <w:tc>
+          <w:tcPr>
+            <w:tcW w:type="dxa" w:w="1984"/>
+            <w:shd w:fill="D9D9D9" w:val="clear"/>
+          </w:tcPr>
+          <w:p>
+            <w:r/>
+          </w:p>
+        </w:tc>
+        <w:tc>
+          <w:tcPr>
+            <w:tcW w:type="dxa" w:w="454"/>
+            <w:shd w:fill="D9D9D9" w:val="clear"/>
+          </w:tcPr>
+          <w:p>
+            <w:r/>
+          </w:p>
+        </w:tc>
+        <w:tc>
+          <w:tcPr>
+            <w:tcW w:type="dxa" w:w="680"/>
+            <w:shd w:fill="D9D9D9" w:val="clear"/>
+          </w:tcPr>
+          <w:p>
+            <w:r/>
+          </w:p>
+        </w:tc>
+        <w:tc>
+          <w:tcPr>
+            <w:tcW w:type="dxa" w:w="850"/>
+            <w:shd w:fill="D9D9D9" w:val="clear"/>
+          </w:tcPr>
+          <w:p>
+            <w:pPr>
+              <w:jc w:val="center"/>
+            </w:pPr>
+            <w:r>
+              <w:rPr>
+                <w:b/>
+                <w:color w:val="000000"/>
+                <w:sz w:val="18"/>
+              </w:rPr>
+              <w:t>10</w:t>
+            </w:r>
+          </w:p>
+        </w:tc>
+        <w:tc>
+          <w:tcPr>
+            <w:tcW w:type="dxa" w:w="1984"/>
+            <w:shd w:fill="D9D9D9" w:val="clear"/>
+          </w:tcPr>
+          <w:p>
+            <w:r/>
+          </w:p>
+        </w:tc>
+        <w:tc>
+          <w:tcPr>
+            <w:tcW w:type="dxa" w:w="454"/>
+            <w:shd w:fill="D9D9D9" w:val="clear"/>
+          </w:tcPr>
+          <w:p>
+            <w:r/>
+          </w:p>
+        </w:tc>
+        <w:tc>
+          <w:tcPr>
+            <w:tcW w:type="dxa" w:w="680"/>
+            <w:shd w:fill="D9D9D9" w:val="clear"/>
+          </w:tcPr>
+          <w:p>
+            <w:pPr>
+              <w:jc w:val="center"/>
+            </w:pPr>
+            <w:r>
+              <w:rPr>
+                <w:b/>
+                <w:color w:val="000000"/>
+                <w:sz w:val="18"/>
+              </w:rPr>
+              <w:t>5</w:t>
+            </w:r>
+          </w:p>
+        </w:tc>
+        <w:tc>
+          <w:tcPr>
+            <w:tcW w:type="dxa" w:w="3572"/>
+            <w:shd w:fill="D9D9D9" w:val="clear"/>
+          </w:tcPr>
+          <w:p>
+            <w:r/>
           </w:p>
         </w:tc>
       </w:tr>
@@ -10935,7 +12685,7 @@
                 <w:b w:val="0"/>
                 <w:sz w:val="16"/>
               </w:rPr>
-              <w:t>70</w:t>
+              <w:t>84</w:t>
             </w:r>
           </w:p>
         </w:tc>
@@ -11115,7 +12865,7 @@
                 <w:b w:val="0"/>
                 <w:sz w:val="16"/>
               </w:rPr>
-              <w:t>71</w:t>
+              <w:t>85</w:t>
             </w:r>
           </w:p>
         </w:tc>
@@ -11273,7 +13023,7 @@
                 <w:b w:val="0"/>
                 <w:sz w:val="16"/>
               </w:rPr>
-              <w:t>72</w:t>
+              <w:t>86</w:t>
             </w:r>
           </w:p>
         </w:tc>
@@ -11417,6 +13167,131 @@
               </w:rPr>
               <w:t>Cantitate diferită: referință 29.0 buc, ofertat 0.0 buc</w:t>
             </w:r>
+          </w:p>
+        </w:tc>
+      </w:tr>
+      <w:tr>
+        <w:tc>
+          <w:tcPr>
+            <w:tcW w:type="dxa" w:w="397"/>
+          </w:tcPr>
+          <w:p/>
+        </w:tc>
+        <w:tc>
+          <w:tcPr>
+            <w:tcW w:type="dxa" w:w="1701"/>
+            <w:shd w:fill="D9D9D9" w:val="clear"/>
+          </w:tcPr>
+          <w:p>
+            <w:r>
+              <w:rPr>
+                <w:b/>
+                <w:color w:val="000000"/>
+                <w:sz w:val="18"/>
+              </w:rPr>
+              <w:t>TOTAL</w:t>
+            </w:r>
+          </w:p>
+        </w:tc>
+        <w:tc>
+          <w:tcPr>
+            <w:tcW w:type="dxa" w:w="850"/>
+            <w:shd w:fill="D9D9D9" w:val="clear"/>
+          </w:tcPr>
+          <w:p>
+            <w:r/>
+          </w:p>
+        </w:tc>
+        <w:tc>
+          <w:tcPr>
+            <w:tcW w:type="dxa" w:w="1984"/>
+            <w:shd w:fill="D9D9D9" w:val="clear"/>
+          </w:tcPr>
+          <w:p>
+            <w:r/>
+          </w:p>
+        </w:tc>
+        <w:tc>
+          <w:tcPr>
+            <w:tcW w:type="dxa" w:w="454"/>
+            <w:shd w:fill="D9D9D9" w:val="clear"/>
+          </w:tcPr>
+          <w:p>
+            <w:r/>
+          </w:p>
+        </w:tc>
+        <w:tc>
+          <w:tcPr>
+            <w:tcW w:type="dxa" w:w="680"/>
+            <w:shd w:fill="D9D9D9" w:val="clear"/>
+          </w:tcPr>
+          <w:p>
+            <w:r/>
+          </w:p>
+        </w:tc>
+        <w:tc>
+          <w:tcPr>
+            <w:tcW w:type="dxa" w:w="850"/>
+            <w:shd w:fill="D9D9D9" w:val="clear"/>
+          </w:tcPr>
+          <w:p>
+            <w:pPr>
+              <w:jc w:val="center"/>
+            </w:pPr>
+            <w:r>
+              <w:rPr>
+                <w:b/>
+                <w:color w:val="000000"/>
+                <w:sz w:val="18"/>
+              </w:rPr>
+              <w:t>1</w:t>
+            </w:r>
+          </w:p>
+        </w:tc>
+        <w:tc>
+          <w:tcPr>
+            <w:tcW w:type="dxa" w:w="1984"/>
+            <w:shd w:fill="D9D9D9" w:val="clear"/>
+          </w:tcPr>
+          <w:p>
+            <w:r/>
+          </w:p>
+        </w:tc>
+        <w:tc>
+          <w:tcPr>
+            <w:tcW w:type="dxa" w:w="454"/>
+            <w:shd w:fill="D9D9D9" w:val="clear"/>
+          </w:tcPr>
+          <w:p>
+            <w:r/>
+          </w:p>
+        </w:tc>
+        <w:tc>
+          <w:tcPr>
+            <w:tcW w:type="dxa" w:w="680"/>
+            <w:shd w:fill="D9D9D9" w:val="clear"/>
+          </w:tcPr>
+          <w:p>
+            <w:pPr>
+              <w:jc w:val="center"/>
+            </w:pPr>
+            <w:r>
+              <w:rPr>
+                <w:b/>
+                <w:color w:val="000000"/>
+                <w:sz w:val="18"/>
+              </w:rPr>
+              <w:t>1</w:t>
+            </w:r>
+          </w:p>
+        </w:tc>
+        <w:tc>
+          <w:tcPr>
+            <w:tcW w:type="dxa" w:w="3572"/>
+            <w:shd w:fill="D9D9D9" w:val="clear"/>
+          </w:tcPr>
+          <w:p>
+            <w:r/>
           </w:p>
         </w:tc>
       </w:tr>
@@ -11449,7 +13324,7 @@
                 <w:b w:val="0"/>
                 <w:sz w:val="16"/>
               </w:rPr>
-              <w:t>73</w:t>
+              <w:t>88</w:t>
             </w:r>
           </w:p>
         </w:tc>
@@ -11608,7 +13483,7 @@
                 <w:b w:val="0"/>
                 <w:sz w:val="16"/>
               </w:rPr>
-              <w:t>74</w:t>
+              <w:t>89</w:t>
             </w:r>
           </w:p>
         </w:tc>
@@ -11767,7 +13642,7 @@
                 <w:b w:val="0"/>
                 <w:sz w:val="16"/>
               </w:rPr>
-              <w:t>75</w:t>
+              <w:t>90</w:t>
             </w:r>
           </w:p>
         </w:tc>
@@ -11892,7 +13767,7 @@
                 <w:b w:val="0"/>
                 <w:sz w:val="16"/>
               </w:rPr>
-              <w:t>76</w:t>
+              <w:t>91</w:t>
             </w:r>
           </w:p>
         </w:tc>
@@ -12017,7 +13892,7 @@
                 <w:b w:val="0"/>
                 <w:sz w:val="16"/>
               </w:rPr>
-              <w:t>77</w:t>
+              <w:t>92</w:t>
             </w:r>
           </w:p>
         </w:tc>
@@ -12142,7 +14017,7 @@
                 <w:b w:val="0"/>
                 <w:sz w:val="16"/>
               </w:rPr>
-              <w:t>78</w:t>
+              <w:t>93</w:t>
             </w:r>
           </w:p>
         </w:tc>
@@ -12253,6 +14128,131 @@
               </w:rPr>
               <w:t>Articol lipsă din ofertă</w:t>
             </w:r>
+          </w:p>
+        </w:tc>
+      </w:tr>
+      <w:tr>
+        <w:tc>
+          <w:tcPr>
+            <w:tcW w:type="dxa" w:w="397"/>
+          </w:tcPr>
+          <w:p/>
+        </w:tc>
+        <w:tc>
+          <w:tcPr>
+            <w:tcW w:type="dxa" w:w="1701"/>
+            <w:shd w:fill="D9D9D9" w:val="clear"/>
+          </w:tcPr>
+          <w:p>
+            <w:r>
+              <w:rPr>
+                <w:b/>
+                <w:color w:val="000000"/>
+                <w:sz w:val="18"/>
+              </w:rPr>
+              <w:t>TOTAL</w:t>
+            </w:r>
+          </w:p>
+        </w:tc>
+        <w:tc>
+          <w:tcPr>
+            <w:tcW w:type="dxa" w:w="850"/>
+            <w:shd w:fill="D9D9D9" w:val="clear"/>
+          </w:tcPr>
+          <w:p>
+            <w:r/>
+          </w:p>
+        </w:tc>
+        <w:tc>
+          <w:tcPr>
+            <w:tcW w:type="dxa" w:w="1984"/>
+            <w:shd w:fill="D9D9D9" w:val="clear"/>
+          </w:tcPr>
+          <w:p>
+            <w:r/>
+          </w:p>
+        </w:tc>
+        <w:tc>
+          <w:tcPr>
+            <w:tcW w:type="dxa" w:w="454"/>
+            <w:shd w:fill="D9D9D9" w:val="clear"/>
+          </w:tcPr>
+          <w:p>
+            <w:r/>
+          </w:p>
+        </w:tc>
+        <w:tc>
+          <w:tcPr>
+            <w:tcW w:type="dxa" w:w="680"/>
+            <w:shd w:fill="D9D9D9" w:val="clear"/>
+          </w:tcPr>
+          <w:p>
+            <w:r/>
+          </w:p>
+        </w:tc>
+        <w:tc>
+          <w:tcPr>
+            <w:tcW w:type="dxa" w:w="850"/>
+            <w:shd w:fill="D9D9D9" w:val="clear"/>
+          </w:tcPr>
+          <w:p>
+            <w:pPr>
+              <w:jc w:val="center"/>
+            </w:pPr>
+            <w:r>
+              <w:rPr>
+                <w:b/>
+                <w:color w:val="000000"/>
+                <w:sz w:val="18"/>
+              </w:rPr>
+              <w:t>3</w:t>
+            </w:r>
+          </w:p>
+        </w:tc>
+        <w:tc>
+          <w:tcPr>
+            <w:tcW w:type="dxa" w:w="1984"/>
+            <w:shd w:fill="D9D9D9" w:val="clear"/>
+          </w:tcPr>
+          <w:p>
+            <w:r/>
+          </w:p>
+        </w:tc>
+        <w:tc>
+          <w:tcPr>
+            <w:tcW w:type="dxa" w:w="454"/>
+            <w:shd w:fill="D9D9D9" w:val="clear"/>
+          </w:tcPr>
+          <w:p>
+            <w:r/>
+          </w:p>
+        </w:tc>
+        <w:tc>
+          <w:tcPr>
+            <w:tcW w:type="dxa" w:w="680"/>
+            <w:shd w:fill="D9D9D9" w:val="clear"/>
+          </w:tcPr>
+          <w:p>
+            <w:pPr>
+              <w:jc w:val="center"/>
+            </w:pPr>
+            <w:r>
+              <w:rPr>
+                <w:b/>
+                <w:color w:val="000000"/>
+                <w:sz w:val="18"/>
+              </w:rPr>
+              <w:t>1</w:t>
+            </w:r>
+          </w:p>
+        </w:tc>
+        <w:tc>
+          <w:tcPr>
+            <w:tcW w:type="dxa" w:w="3572"/>
+            <w:shd w:fill="D9D9D9" w:val="clear"/>
+          </w:tcPr>
+          <w:p>
+            <w:r/>
           </w:p>
         </w:tc>
       </w:tr>
@@ -12285,7 +14285,7 @@
                 <w:b w:val="0"/>
                 <w:sz w:val="16"/>
               </w:rPr>
-              <w:t>79</w:t>
+              <w:t>95</w:t>
             </w:r>
           </w:p>
         </w:tc>
@@ -12444,7 +14444,7 @@
                 <w:b w:val="0"/>
                 <w:sz w:val="16"/>
               </w:rPr>
-              <w:t>80</w:t>
+              <w:t>96</w:t>
             </w:r>
           </w:p>
         </w:tc>
@@ -12603,7 +14603,7 @@
                 <w:b w:val="0"/>
                 <w:sz w:val="16"/>
               </w:rPr>
-              <w:t>81</w:t>
+              <w:t>97</w:t>
             </w:r>
           </w:p>
         </w:tc>
@@ -12762,7 +14762,7 @@
                 <w:b w:val="0"/>
                 <w:sz w:val="16"/>
               </w:rPr>
-              <w:t>82</w:t>
+              <w:t>98</w:t>
             </w:r>
           </w:p>
         </w:tc>
@@ -12887,7 +14887,7 @@
                 <w:b w:val="0"/>
                 <w:sz w:val="16"/>
               </w:rPr>
-              <w:t>83</w:t>
+              <w:t>99</w:t>
             </w:r>
           </w:p>
         </w:tc>
@@ -13012,7 +15012,7 @@
                 <w:b w:val="0"/>
                 <w:sz w:val="16"/>
               </w:rPr>
-              <w:t>84</w:t>
+              <w:t>100</w:t>
             </w:r>
           </w:p>
         </w:tc>
@@ -13138,7 +15138,7 @@
                 <w:b w:val="0"/>
                 <w:sz w:val="16"/>
               </w:rPr>
-              <w:t>85</w:t>
+              <w:t>101</w:t>
             </w:r>
           </w:p>
         </w:tc>
@@ -13303,7 +15303,7 @@
                 <w:b w:val="0"/>
                 <w:sz w:val="16"/>
               </w:rPr>
-              <w:t>86</w:t>
+              <w:t>102</w:t>
             </w:r>
           </w:p>
         </w:tc>
@@ -13453,6 +15453,131 @@
               </w:rPr>
               <w:t>ORPHAN: Cod '$5858393' identic, dar categorii DIFERITE. Cod $5858393: REF categoriei 226518 =&gt; OFERTA categoriei 226418. VERIFICARE MANUALA NECESARA!</w:t>
             </w:r>
+          </w:p>
+        </w:tc>
+      </w:tr>
+      <w:tr>
+        <w:tc>
+          <w:tcPr>
+            <w:tcW w:type="dxa" w:w="397"/>
+          </w:tcPr>
+          <w:p/>
+        </w:tc>
+        <w:tc>
+          <w:tcPr>
+            <w:tcW w:type="dxa" w:w="1701"/>
+            <w:shd w:fill="D9D9D9" w:val="clear"/>
+          </w:tcPr>
+          <w:p>
+            <w:r>
+              <w:rPr>
+                <w:b/>
+                <w:color w:val="000000"/>
+                <w:sz w:val="18"/>
+              </w:rPr>
+              <w:t>TOTAL</w:t>
+            </w:r>
+          </w:p>
+        </w:tc>
+        <w:tc>
+          <w:tcPr>
+            <w:tcW w:type="dxa" w:w="850"/>
+            <w:shd w:fill="D9D9D9" w:val="clear"/>
+          </w:tcPr>
+          <w:p>
+            <w:r/>
+          </w:p>
+        </w:tc>
+        <w:tc>
+          <w:tcPr>
+            <w:tcW w:type="dxa" w:w="1984"/>
+            <w:shd w:fill="D9D9D9" w:val="clear"/>
+          </w:tcPr>
+          <w:p>
+            <w:r/>
+          </w:p>
+        </w:tc>
+        <w:tc>
+          <w:tcPr>
+            <w:tcW w:type="dxa" w:w="454"/>
+            <w:shd w:fill="D9D9D9" w:val="clear"/>
+          </w:tcPr>
+          <w:p>
+            <w:r/>
+          </w:p>
+        </w:tc>
+        <w:tc>
+          <w:tcPr>
+            <w:tcW w:type="dxa" w:w="680"/>
+            <w:shd w:fill="D9D9D9" w:val="clear"/>
+          </w:tcPr>
+          <w:p>
+            <w:r/>
+          </w:p>
+        </w:tc>
+        <w:tc>
+          <w:tcPr>
+            <w:tcW w:type="dxa" w:w="850"/>
+            <w:shd w:fill="D9D9D9" w:val="clear"/>
+          </w:tcPr>
+          <w:p>
+            <w:pPr>
+              <w:jc w:val="center"/>
+            </w:pPr>
+            <w:r>
+              <w:rPr>
+                <w:b/>
+                <w:color w:val="000000"/>
+                <w:sz w:val="18"/>
+              </w:rPr>
+              <w:t>7</w:t>
+            </w:r>
+          </w:p>
+        </w:tc>
+        <w:tc>
+          <w:tcPr>
+            <w:tcW w:type="dxa" w:w="1984"/>
+            <w:shd w:fill="D9D9D9" w:val="clear"/>
+          </w:tcPr>
+          <w:p>
+            <w:r/>
+          </w:p>
+        </w:tc>
+        <w:tc>
+          <w:tcPr>
+            <w:tcW w:type="dxa" w:w="454"/>
+            <w:shd w:fill="D9D9D9" w:val="clear"/>
+          </w:tcPr>
+          <w:p>
+            <w:r/>
+          </w:p>
+        </w:tc>
+        <w:tc>
+          <w:tcPr>
+            <w:tcW w:type="dxa" w:w="680"/>
+            <w:shd w:fill="D9D9D9" w:val="clear"/>
+          </w:tcPr>
+          <w:p>
+            <w:pPr>
+              <w:jc w:val="center"/>
+            </w:pPr>
+            <w:r>
+              <w:rPr>
+                <w:b/>
+                <w:color w:val="000000"/>
+                <w:sz w:val="18"/>
+              </w:rPr>
+              <w:t>4</w:t>
+            </w:r>
+          </w:p>
+        </w:tc>
+        <w:tc>
+          <w:tcPr>
+            <w:tcW w:type="dxa" w:w="3572"/>
+            <w:shd w:fill="D9D9D9" w:val="clear"/>
+          </w:tcPr>
+          <w:p>
+            <w:r/>
           </w:p>
         </w:tc>
       </w:tr>
@@ -13487,7 +15612,7 @@
                 <w:b w:val="0"/>
                 <w:sz w:val="16"/>
               </w:rPr>
-              <w:t>87</w:t>
+              <w:t>104</w:t>
             </w:r>
           </w:p>
         </w:tc>
@@ -13667,7 +15792,7 @@
                 <w:b w:val="0"/>
                 <w:sz w:val="16"/>
               </w:rPr>
-              <w:t>88</w:t>
+              <w:t>105</w:t>
             </w:r>
           </w:p>
         </w:tc>
@@ -13826,7 +15951,7 @@
                 <w:b w:val="0"/>
                 <w:sz w:val="16"/>
               </w:rPr>
-              <w:t>89</w:t>
+              <w:t>106</w:t>
             </w:r>
           </w:p>
         </w:tc>
@@ -13985,7 +16110,7 @@
                 <w:b w:val="0"/>
                 <w:sz w:val="16"/>
               </w:rPr>
-              <w:t>90</w:t>
+              <w:t>107</w:t>
             </w:r>
           </w:p>
         </w:tc>
@@ -14143,7 +16268,7 @@
                 <w:b w:val="0"/>
                 <w:sz w:val="16"/>
               </w:rPr>
-              <w:t>91</w:t>
+              <w:t>108</w:t>
             </w:r>
           </w:p>
         </w:tc>
@@ -14301,7 +16426,7 @@
                 <w:b w:val="0"/>
                 <w:sz w:val="16"/>
               </w:rPr>
-              <w:t>92</w:t>
+              <w:t>109</w:t>
             </w:r>
           </w:p>
         </w:tc>
@@ -14460,7 +16585,7 @@
                 <w:b w:val="0"/>
                 <w:sz w:val="16"/>
               </w:rPr>
-              <w:t>93</w:t>
+              <w:t>110</w:t>
             </w:r>
           </w:p>
         </w:tc>
@@ -14619,7 +16744,7 @@
                 <w:b w:val="0"/>
                 <w:sz w:val="16"/>
               </w:rPr>
-              <w:t>94</w:t>
+              <w:t>111</w:t>
             </w:r>
           </w:p>
         </w:tc>
@@ -14744,7 +16869,7 @@
                 <w:b w:val="0"/>
                 <w:sz w:val="16"/>
               </w:rPr>
-              <w:t>95</w:t>
+              <w:t>112</w:t>
             </w:r>
           </w:p>
         </w:tc>
@@ -14869,7 +16994,7 @@
                 <w:b w:val="0"/>
                 <w:sz w:val="16"/>
               </w:rPr>
-              <w:t>96</w:t>
+              <w:t>113</w:t>
             </w:r>
           </w:p>
         </w:tc>
@@ -14980,6 +17105,131 @@
               </w:rPr>
               <w:t>Articol lipsă din ofertă</w:t>
             </w:r>
+          </w:p>
+        </w:tc>
+      </w:tr>
+      <w:tr>
+        <w:tc>
+          <w:tcPr>
+            <w:tcW w:type="dxa" w:w="397"/>
+          </w:tcPr>
+          <w:p/>
+        </w:tc>
+        <w:tc>
+          <w:tcPr>
+            <w:tcW w:type="dxa" w:w="1701"/>
+            <w:shd w:fill="D9D9D9" w:val="clear"/>
+          </w:tcPr>
+          <w:p>
+            <w:r>
+              <w:rPr>
+                <w:b/>
+                <w:color w:val="000000"/>
+                <w:sz w:val="18"/>
+              </w:rPr>
+              <w:t>TOTAL</w:t>
+            </w:r>
+          </w:p>
+        </w:tc>
+        <w:tc>
+          <w:tcPr>
+            <w:tcW w:type="dxa" w:w="850"/>
+            <w:shd w:fill="D9D9D9" w:val="clear"/>
+          </w:tcPr>
+          <w:p>
+            <w:r/>
+          </w:p>
+        </w:tc>
+        <w:tc>
+          <w:tcPr>
+            <w:tcW w:type="dxa" w:w="1984"/>
+            <w:shd w:fill="D9D9D9" w:val="clear"/>
+          </w:tcPr>
+          <w:p>
+            <w:r/>
+          </w:p>
+        </w:tc>
+        <w:tc>
+          <w:tcPr>
+            <w:tcW w:type="dxa" w:w="454"/>
+            <w:shd w:fill="D9D9D9" w:val="clear"/>
+          </w:tcPr>
+          <w:p>
+            <w:r/>
+          </w:p>
+        </w:tc>
+        <w:tc>
+          <w:tcPr>
+            <w:tcW w:type="dxa" w:w="680"/>
+            <w:shd w:fill="D9D9D9" w:val="clear"/>
+          </w:tcPr>
+          <w:p>
+            <w:r/>
+          </w:p>
+        </w:tc>
+        <w:tc>
+          <w:tcPr>
+            <w:tcW w:type="dxa" w:w="850"/>
+            <w:shd w:fill="D9D9D9" w:val="clear"/>
+          </w:tcPr>
+          <w:p>
+            <w:pPr>
+              <w:jc w:val="center"/>
+            </w:pPr>
+            <w:r>
+              <w:rPr>
+                <w:b/>
+                <w:color w:val="000000"/>
+                <w:sz w:val="18"/>
+              </w:rPr>
+              <w:t>7</w:t>
+            </w:r>
+          </w:p>
+        </w:tc>
+        <w:tc>
+          <w:tcPr>
+            <w:tcW w:type="dxa" w:w="1984"/>
+            <w:shd w:fill="D9D9D9" w:val="clear"/>
+          </w:tcPr>
+          <w:p>
+            <w:r/>
+          </w:p>
+        </w:tc>
+        <w:tc>
+          <w:tcPr>
+            <w:tcW w:type="dxa" w:w="454"/>
+            <w:shd w:fill="D9D9D9" w:val="clear"/>
+          </w:tcPr>
+          <w:p>
+            <w:r/>
+          </w:p>
+        </w:tc>
+        <w:tc>
+          <w:tcPr>
+            <w:tcW w:type="dxa" w:w="680"/>
+            <w:shd w:fill="D9D9D9" w:val="clear"/>
+          </w:tcPr>
+          <w:p>
+            <w:pPr>
+              <w:jc w:val="center"/>
+            </w:pPr>
+            <w:r>
+              <w:rPr>
+                <w:b/>
+                <w:color w:val="000000"/>
+                <w:sz w:val="18"/>
+              </w:rPr>
+              <w:t>5</w:t>
+            </w:r>
+          </w:p>
+        </w:tc>
+        <w:tc>
+          <w:tcPr>
+            <w:tcW w:type="dxa" w:w="3572"/>
+            <w:shd w:fill="D9D9D9" w:val="clear"/>
+          </w:tcPr>
+          <w:p>
+            <w:r/>
           </w:p>
         </w:tc>
       </w:tr>
@@ -15012,7 +17262,7 @@
                 <w:b w:val="0"/>
                 <w:sz w:val="16"/>
               </w:rPr>
-              <w:t>97</w:t>
+              <w:t>115</w:t>
             </w:r>
           </w:p>
         </w:tc>
@@ -15170,7 +17420,7 @@
                 <w:b w:val="0"/>
                 <w:sz w:val="16"/>
               </w:rPr>
-              <w:t>98</w:t>
+              <w:t>116</w:t>
             </w:r>
           </w:p>
         </w:tc>
@@ -15314,6 +17564,131 @@
               </w:rPr>
               <w:t>Cantitate diferită: referință 1.0 buc, ofertat 0.0 buc</w:t>
             </w:r>
+          </w:p>
+        </w:tc>
+      </w:tr>
+      <w:tr>
+        <w:tc>
+          <w:tcPr>
+            <w:tcW w:type="dxa" w:w="397"/>
+          </w:tcPr>
+          <w:p/>
+        </w:tc>
+        <w:tc>
+          <w:tcPr>
+            <w:tcW w:type="dxa" w:w="1701"/>
+            <w:shd w:fill="D9D9D9" w:val="clear"/>
+          </w:tcPr>
+          <w:p>
+            <w:r>
+              <w:rPr>
+                <w:b/>
+                <w:color w:val="000000"/>
+                <w:sz w:val="18"/>
+              </w:rPr>
+              <w:t>TOTAL</w:t>
+            </w:r>
+          </w:p>
+        </w:tc>
+        <w:tc>
+          <w:tcPr>
+            <w:tcW w:type="dxa" w:w="850"/>
+            <w:shd w:fill="D9D9D9" w:val="clear"/>
+          </w:tcPr>
+          <w:p>
+            <w:r/>
+          </w:p>
+        </w:tc>
+        <w:tc>
+          <w:tcPr>
+            <w:tcW w:type="dxa" w:w="1984"/>
+            <w:shd w:fill="D9D9D9" w:val="clear"/>
+          </w:tcPr>
+          <w:p>
+            <w:r/>
+          </w:p>
+        </w:tc>
+        <w:tc>
+          <w:tcPr>
+            <w:tcW w:type="dxa" w:w="454"/>
+            <w:shd w:fill="D9D9D9" w:val="clear"/>
+          </w:tcPr>
+          <w:p>
+            <w:r/>
+          </w:p>
+        </w:tc>
+        <w:tc>
+          <w:tcPr>
+            <w:tcW w:type="dxa" w:w="680"/>
+            <w:shd w:fill="D9D9D9" w:val="clear"/>
+          </w:tcPr>
+          <w:p>
+            <w:r/>
+          </w:p>
+        </w:tc>
+        <w:tc>
+          <w:tcPr>
+            <w:tcW w:type="dxa" w:w="850"/>
+            <w:shd w:fill="D9D9D9" w:val="clear"/>
+          </w:tcPr>
+          <w:p>
+            <w:pPr>
+              <w:jc w:val="center"/>
+            </w:pPr>
+            <w:r>
+              <w:rPr>
+                <w:b/>
+                <w:color w:val="000000"/>
+                <w:sz w:val="18"/>
+              </w:rPr>
+              <w:t>1</w:t>
+            </w:r>
+          </w:p>
+        </w:tc>
+        <w:tc>
+          <w:tcPr>
+            <w:tcW w:type="dxa" w:w="1984"/>
+            <w:shd w:fill="D9D9D9" w:val="clear"/>
+          </w:tcPr>
+          <w:p>
+            <w:r/>
+          </w:p>
+        </w:tc>
+        <w:tc>
+          <w:tcPr>
+            <w:tcW w:type="dxa" w:w="454"/>
+            <w:shd w:fill="D9D9D9" w:val="clear"/>
+          </w:tcPr>
+          <w:p>
+            <w:r/>
+          </w:p>
+        </w:tc>
+        <w:tc>
+          <w:tcPr>
+            <w:tcW w:type="dxa" w:w="680"/>
+            <w:shd w:fill="D9D9D9" w:val="clear"/>
+          </w:tcPr>
+          <w:p>
+            <w:pPr>
+              <w:jc w:val="center"/>
+            </w:pPr>
+            <w:r>
+              <w:rPr>
+                <w:b/>
+                <w:color w:val="000000"/>
+                <w:sz w:val="18"/>
+              </w:rPr>
+              <w:t>1</w:t>
+            </w:r>
+          </w:p>
+        </w:tc>
+        <w:tc>
+          <w:tcPr>
+            <w:tcW w:type="dxa" w:w="3572"/>
+            <w:shd w:fill="D9D9D9" w:val="clear"/>
+          </w:tcPr>
+          <w:p>
+            <w:r/>
           </w:p>
         </w:tc>
       </w:tr>
@@ -15366,7 +17741,7 @@
                 <w:b w:val="0"/>
                 <w:sz w:val="16"/>
               </w:rPr>
-              <w:t>99</w:t>
+              <w:t>118</w:t>
             </w:r>
           </w:p>
         </w:tc>
@@ -15529,7 +17904,7 @@
                 <w:b w:val="0"/>
                 <w:sz w:val="16"/>
               </w:rPr>
-              <w:t>100</w:t>
+              <w:t>119</w:t>
             </w:r>
           </w:p>
         </w:tc>
@@ -15692,7 +18067,7 @@
                 <w:b w:val="0"/>
                 <w:sz w:val="16"/>
               </w:rPr>
-              <w:t>101</w:t>
+              <w:t>120</w:t>
             </w:r>
           </w:p>
         </w:tc>
@@ -15840,6 +18215,131 @@
               </w:rPr>
               <w:t>Articol suplimentar în ofertă (nu există în referință)</w:t>
             </w:r>
+          </w:p>
+        </w:tc>
+      </w:tr>
+      <w:tr>
+        <w:tc>
+          <w:tcPr>
+            <w:tcW w:type="dxa" w:w="397"/>
+          </w:tcPr>
+          <w:p/>
+        </w:tc>
+        <w:tc>
+          <w:tcPr>
+            <w:tcW w:type="dxa" w:w="1701"/>
+            <w:shd w:fill="D9D9D9" w:val="clear"/>
+          </w:tcPr>
+          <w:p>
+            <w:r>
+              <w:rPr>
+                <w:b/>
+                <w:color w:val="000000"/>
+                <w:sz w:val="18"/>
+              </w:rPr>
+              <w:t>TOTAL</w:t>
+            </w:r>
+          </w:p>
+        </w:tc>
+        <w:tc>
+          <w:tcPr>
+            <w:tcW w:type="dxa" w:w="850"/>
+            <w:shd w:fill="D9D9D9" w:val="clear"/>
+          </w:tcPr>
+          <w:p>
+            <w:r/>
+          </w:p>
+        </w:tc>
+        <w:tc>
+          <w:tcPr>
+            <w:tcW w:type="dxa" w:w="1984"/>
+            <w:shd w:fill="D9D9D9" w:val="clear"/>
+          </w:tcPr>
+          <w:p>
+            <w:r/>
+          </w:p>
+        </w:tc>
+        <w:tc>
+          <w:tcPr>
+            <w:tcW w:type="dxa" w:w="454"/>
+            <w:shd w:fill="D9D9D9" w:val="clear"/>
+          </w:tcPr>
+          <w:p>
+            <w:r/>
+          </w:p>
+        </w:tc>
+        <w:tc>
+          <w:tcPr>
+            <w:tcW w:type="dxa" w:w="680"/>
+            <w:shd w:fill="D9D9D9" w:val="clear"/>
+          </w:tcPr>
+          <w:p>
+            <w:r/>
+          </w:p>
+        </w:tc>
+        <w:tc>
+          <w:tcPr>
+            <w:tcW w:type="dxa" w:w="850"/>
+            <w:shd w:fill="D9D9D9" w:val="clear"/>
+          </w:tcPr>
+          <w:p>
+            <w:pPr>
+              <w:jc w:val="center"/>
+            </w:pPr>
+            <w:r>
+              <w:rPr>
+                <w:b/>
+                <w:color w:val="000000"/>
+                <w:sz w:val="18"/>
+              </w:rPr>
+              <w:t>0</w:t>
+            </w:r>
+          </w:p>
+        </w:tc>
+        <w:tc>
+          <w:tcPr>
+            <w:tcW w:type="dxa" w:w="1984"/>
+            <w:shd w:fill="D9D9D9" w:val="clear"/>
+          </w:tcPr>
+          <w:p>
+            <w:r/>
+          </w:p>
+        </w:tc>
+        <w:tc>
+          <w:tcPr>
+            <w:tcW w:type="dxa" w:w="454"/>
+            <w:shd w:fill="D9D9D9" w:val="clear"/>
+          </w:tcPr>
+          <w:p>
+            <w:r/>
+          </w:p>
+        </w:tc>
+        <w:tc>
+          <w:tcPr>
+            <w:tcW w:type="dxa" w:w="680"/>
+            <w:shd w:fill="D9D9D9" w:val="clear"/>
+          </w:tcPr>
+          <w:p>
+            <w:pPr>
+              <w:jc w:val="center"/>
+            </w:pPr>
+            <w:r>
+              <w:rPr>
+                <w:b/>
+                <w:color w:val="000000"/>
+                <w:sz w:val="18"/>
+              </w:rPr>
+              <w:t>3</w:t>
+            </w:r>
+          </w:p>
+        </w:tc>
+        <w:tc>
+          <w:tcPr>
+            <w:tcW w:type="dxa" w:w="3572"/>
+            <w:shd w:fill="D9D9D9" w:val="clear"/>
+          </w:tcPr>
+          <w:p>
+            <w:r/>
           </w:p>
         </w:tc>
       </w:tr>
@@ -15892,7 +18392,7 @@
                 <w:b w:val="0"/>
                 <w:sz w:val="16"/>
               </w:rPr>
-              <w:t>102</w:t>
+              <w:t>122</w:t>
             </w:r>
           </w:p>
         </w:tc>
@@ -16041,6 +18541,131 @@
               </w:rPr>
               <w:t>Articol suplimentar în ofertă (nu există în referință)</w:t>
             </w:r>
+          </w:p>
+        </w:tc>
+      </w:tr>
+      <w:tr>
+        <w:tc>
+          <w:tcPr>
+            <w:tcW w:type="dxa" w:w="397"/>
+          </w:tcPr>
+          <w:p/>
+        </w:tc>
+        <w:tc>
+          <w:tcPr>
+            <w:tcW w:type="dxa" w:w="1701"/>
+            <w:shd w:fill="D9D9D9" w:val="clear"/>
+          </w:tcPr>
+          <w:p>
+            <w:r>
+              <w:rPr>
+                <w:b/>
+                <w:color w:val="000000"/>
+                <w:sz w:val="18"/>
+              </w:rPr>
+              <w:t>TOTAL</w:t>
+            </w:r>
+          </w:p>
+        </w:tc>
+        <w:tc>
+          <w:tcPr>
+            <w:tcW w:type="dxa" w:w="850"/>
+            <w:shd w:fill="D9D9D9" w:val="clear"/>
+          </w:tcPr>
+          <w:p>
+            <w:r/>
+          </w:p>
+        </w:tc>
+        <w:tc>
+          <w:tcPr>
+            <w:tcW w:type="dxa" w:w="1984"/>
+            <w:shd w:fill="D9D9D9" w:val="clear"/>
+          </w:tcPr>
+          <w:p>
+            <w:r/>
+          </w:p>
+        </w:tc>
+        <w:tc>
+          <w:tcPr>
+            <w:tcW w:type="dxa" w:w="454"/>
+            <w:shd w:fill="D9D9D9" w:val="clear"/>
+          </w:tcPr>
+          <w:p>
+            <w:r/>
+          </w:p>
+        </w:tc>
+        <w:tc>
+          <w:tcPr>
+            <w:tcW w:type="dxa" w:w="680"/>
+            <w:shd w:fill="D9D9D9" w:val="clear"/>
+          </w:tcPr>
+          <w:p>
+            <w:r/>
+          </w:p>
+        </w:tc>
+        <w:tc>
+          <w:tcPr>
+            <w:tcW w:type="dxa" w:w="850"/>
+            <w:shd w:fill="D9D9D9" w:val="clear"/>
+          </w:tcPr>
+          <w:p>
+            <w:pPr>
+              <w:jc w:val="center"/>
+            </w:pPr>
+            <w:r>
+              <w:rPr>
+                <w:b/>
+                <w:color w:val="000000"/>
+                <w:sz w:val="18"/>
+              </w:rPr>
+              <w:t>0</w:t>
+            </w:r>
+          </w:p>
+        </w:tc>
+        <w:tc>
+          <w:tcPr>
+            <w:tcW w:type="dxa" w:w="1984"/>
+            <w:shd w:fill="D9D9D9" w:val="clear"/>
+          </w:tcPr>
+          <w:p>
+            <w:r/>
+          </w:p>
+        </w:tc>
+        <w:tc>
+          <w:tcPr>
+            <w:tcW w:type="dxa" w:w="454"/>
+            <w:shd w:fill="D9D9D9" w:val="clear"/>
+          </w:tcPr>
+          <w:p>
+            <w:r/>
+          </w:p>
+        </w:tc>
+        <w:tc>
+          <w:tcPr>
+            <w:tcW w:type="dxa" w:w="680"/>
+            <w:shd w:fill="D9D9D9" w:val="clear"/>
+          </w:tcPr>
+          <w:p>
+            <w:pPr>
+              <w:jc w:val="center"/>
+            </w:pPr>
+            <w:r>
+              <w:rPr>
+                <w:b/>
+                <w:color w:val="000000"/>
+                <w:sz w:val="18"/>
+              </w:rPr>
+              <w:t>1</w:t>
+            </w:r>
+          </w:p>
+        </w:tc>
+        <w:tc>
+          <w:tcPr>
+            <w:tcW w:type="dxa" w:w="3572"/>
+            <w:shd w:fill="D9D9D9" w:val="clear"/>
+          </w:tcPr>
+          <w:p>
+            <w:r/>
           </w:p>
         </w:tc>
       </w:tr>
@@ -16093,7 +18718,7 @@
                 <w:b w:val="0"/>
                 <w:sz w:val="16"/>
               </w:rPr>
-              <w:t>103</w:t>
+              <w:t>124</w:t>
             </w:r>
           </w:p>
         </w:tc>
@@ -16242,6 +18867,131 @@
               </w:rPr>
               <w:t>Articol suplimentar în ofertă (nu există în referință)</w:t>
             </w:r>
+          </w:p>
+        </w:tc>
+      </w:tr>
+      <w:tr>
+        <w:tc>
+          <w:tcPr>
+            <w:tcW w:type="dxa" w:w="397"/>
+          </w:tcPr>
+          <w:p/>
+        </w:tc>
+        <w:tc>
+          <w:tcPr>
+            <w:tcW w:type="dxa" w:w="1701"/>
+            <w:shd w:fill="D9D9D9" w:val="clear"/>
+          </w:tcPr>
+          <w:p>
+            <w:r>
+              <w:rPr>
+                <w:b/>
+                <w:color w:val="000000"/>
+                <w:sz w:val="18"/>
+              </w:rPr>
+              <w:t>TOTAL</w:t>
+            </w:r>
+          </w:p>
+        </w:tc>
+        <w:tc>
+          <w:tcPr>
+            <w:tcW w:type="dxa" w:w="850"/>
+            <w:shd w:fill="D9D9D9" w:val="clear"/>
+          </w:tcPr>
+          <w:p>
+            <w:r/>
+          </w:p>
+        </w:tc>
+        <w:tc>
+          <w:tcPr>
+            <w:tcW w:type="dxa" w:w="1984"/>
+            <w:shd w:fill="D9D9D9" w:val="clear"/>
+          </w:tcPr>
+          <w:p>
+            <w:r/>
+          </w:p>
+        </w:tc>
+        <w:tc>
+          <w:tcPr>
+            <w:tcW w:type="dxa" w:w="454"/>
+            <w:shd w:fill="D9D9D9" w:val="clear"/>
+          </w:tcPr>
+          <w:p>
+            <w:r/>
+          </w:p>
+        </w:tc>
+        <w:tc>
+          <w:tcPr>
+            <w:tcW w:type="dxa" w:w="680"/>
+            <w:shd w:fill="D9D9D9" w:val="clear"/>
+          </w:tcPr>
+          <w:p>
+            <w:r/>
+          </w:p>
+        </w:tc>
+        <w:tc>
+          <w:tcPr>
+            <w:tcW w:type="dxa" w:w="850"/>
+            <w:shd w:fill="D9D9D9" w:val="clear"/>
+          </w:tcPr>
+          <w:p>
+            <w:pPr>
+              <w:jc w:val="center"/>
+            </w:pPr>
+            <w:r>
+              <w:rPr>
+                <w:b/>
+                <w:color w:val="000000"/>
+                <w:sz w:val="18"/>
+              </w:rPr>
+              <w:t>0</w:t>
+            </w:r>
+          </w:p>
+        </w:tc>
+        <w:tc>
+          <w:tcPr>
+            <w:tcW w:type="dxa" w:w="1984"/>
+            <w:shd w:fill="D9D9D9" w:val="clear"/>
+          </w:tcPr>
+          <w:p>
+            <w:r/>
+          </w:p>
+        </w:tc>
+        <w:tc>
+          <w:tcPr>
+            <w:tcW w:type="dxa" w:w="454"/>
+            <w:shd w:fill="D9D9D9" w:val="clear"/>
+          </w:tcPr>
+          <w:p>
+            <w:r/>
+          </w:p>
+        </w:tc>
+        <w:tc>
+          <w:tcPr>
+            <w:tcW w:type="dxa" w:w="680"/>
+            <w:shd w:fill="D9D9D9" w:val="clear"/>
+          </w:tcPr>
+          <w:p>
+            <w:pPr>
+              <w:jc w:val="center"/>
+            </w:pPr>
+            <w:r>
+              <w:rPr>
+                <w:b/>
+                <w:color w:val="000000"/>
+                <w:sz w:val="18"/>
+              </w:rPr>
+              <w:t>1</w:t>
+            </w:r>
+          </w:p>
+        </w:tc>
+        <w:tc>
+          <w:tcPr>
+            <w:tcW w:type="dxa" w:w="3572"/>
+            <w:shd w:fill="D9D9D9" w:val="clear"/>
+          </w:tcPr>
+          <w:p>
+            <w:r/>
           </w:p>
         </w:tc>
       </w:tr>
